--- a/PVY/00-Office/Word/ObsahyZahlaviCislovani/final.docx
+++ b/PVY/00-Office/Word/ObsahyZahlaviCislovani/final.docx
@@ -6,6 +6,8 @@
       <w:pPr>
         <w:jc w:val="center"/>
       </w:pPr>
+      <w:bookmarkStart w:id="0" w:name="_Hlk227577152"/>
+      <w:bookmarkEnd w:id="0"/>
       <w:r>
         <w:t>Dílo J. K. Rowlingové</w:t>
       </w:r>
@@ -71,7 +73,6 @@
       <w:pPr>
         <w:jc w:val="center"/>
         <w:sectPr>
-          <w:headerReference w:type="default" r:id="rId7"/>
           <w:pgSz w:w="11906" w:h="16838" w:code="9"/>
           <w:pgMar w:top="1418" w:right="1418" w:bottom="1418" w:left="1418" w:header="709" w:footer="709" w:gutter="0"/>
           <w:cols w:space="708"/>
@@ -80,55 +81,330 @@
         </w:sectPr>
       </w:pPr>
       <w:r>
-        <w:t>Semestr školní rok</w:t>
-      </w:r>
-    </w:p>
-    <w:p/>
-    <w:p>
-      <w:pPr>
-        <w:pStyle w:val="Nadpis1"/>
-      </w:pPr>
-      <w:bookmarkStart w:id="0" w:name="_Toc227570349"/>
-      <w:bookmarkStart w:id="1" w:name="_Toc227570419"/>
-      <w:r>
-        <w:t>Obsah</w:t>
-      </w:r>
-      <w:bookmarkEnd w:id="0"/>
-      <w:bookmarkEnd w:id="1"/>
+        <w:t>Semestr školní ro</w:t>
+      </w:r>
+      <w:r>
+        <w:t>k</w:t>
+      </w:r>
     </w:p>
     <w:p>
       <w:pPr>
+        <w:pStyle w:val="Nadpis1"/>
+      </w:pPr>
+      <w:bookmarkStart w:id="1" w:name="_Toc227582803"/>
+      <w:bookmarkStart w:id="2" w:name="_Toc227583037"/>
+      <w:r>
+        <w:lastRenderedPageBreak/>
+        <w:t>Obsah</w:t>
+      </w:r>
+      <w:bookmarkEnd w:id="1"/>
+      <w:bookmarkEnd w:id="2"/>
+    </w:p>
+    <w:p>
+      <w:pPr>
         <w:pStyle w:val="Obsah1"/>
+        <w:rPr>
+          <w:rFonts w:asciiTheme="minorHAnsi" w:eastAsiaTheme="minorEastAsia" w:hAnsiTheme="minorHAnsi"/>
+          <w:b w:val="0"/>
+          <w:smallCaps w:val="0"/>
+          <w:noProof/>
+          <w:lang w:eastAsia="cs-CZ"/>
+        </w:rPr>
+      </w:pPr>
+      <w:r>
+        <w:rPr>
+          <w:b w:val="0"/>
+          <w:smallCaps w:val="0"/>
+        </w:rPr>
+        <w:fldChar w:fldCharType="begin"/>
+      </w:r>
+      <w:r>
+        <w:rPr>
+          <w:b w:val="0"/>
+          <w:smallCaps w:val="0"/>
+        </w:rPr>
+        <w:instrText xml:space="preserve"> TOC \o "1-2" \h \z \u </w:instrText>
+      </w:r>
+      <w:r>
+        <w:rPr>
+          <w:b w:val="0"/>
+          <w:smallCaps w:val="0"/>
+        </w:rPr>
+        <w:fldChar w:fldCharType="separate"/>
+      </w:r>
+      <w:hyperlink w:anchor="_Toc227583037" w:history="1">
+        <w:r>
+          <w:rPr>
+            <w:rStyle w:val="Hypertextovodkaz"/>
+            <w:noProof/>
+          </w:rPr>
+          <w:t>1</w:t>
+        </w:r>
+        <w:r>
+          <w:rPr>
+            <w:rFonts w:asciiTheme="minorHAnsi" w:eastAsiaTheme="minorEastAsia" w:hAnsiTheme="minorHAnsi"/>
+            <w:b w:val="0"/>
+            <w:smallCaps w:val="0"/>
+            <w:noProof/>
+            <w:lang w:eastAsia="cs-CZ"/>
+          </w:rPr>
+          <w:tab/>
+        </w:r>
+        <w:r>
+          <w:rPr>
+            <w:rStyle w:val="Hypertextovodkaz"/>
+            <w:noProof/>
+          </w:rPr>
+          <w:t>Obsah</w:t>
+        </w:r>
+        <w:r>
+          <w:rPr>
+            <w:noProof/>
+            <w:webHidden/>
+          </w:rPr>
+          <w:tab/>
+        </w:r>
+        <w:r>
+          <w:rPr>
+            <w:noProof/>
+            <w:webHidden/>
+          </w:rPr>
+          <w:fldChar w:fldCharType="begin"/>
+        </w:r>
+        <w:r>
+          <w:rPr>
+            <w:noProof/>
+            <w:webHidden/>
+          </w:rPr>
+          <w:instrText xml:space="preserve"> PAGEREF _Toc227583037 \h </w:instrText>
+        </w:r>
+        <w:r>
+          <w:rPr>
+            <w:noProof/>
+            <w:webHidden/>
+          </w:rPr>
+        </w:r>
+        <w:r>
+          <w:rPr>
+            <w:noProof/>
+            <w:webHidden/>
+          </w:rPr>
+          <w:fldChar w:fldCharType="separate"/>
+        </w:r>
+        <w:r>
+          <w:rPr>
+            <w:noProof/>
+            <w:webHidden/>
+          </w:rPr>
+          <w:t>2</w:t>
+        </w:r>
+        <w:r>
+          <w:rPr>
+            <w:noProof/>
+            <w:webHidden/>
+          </w:rPr>
+          <w:fldChar w:fldCharType="end"/>
+        </w:r>
+      </w:hyperlink>
+    </w:p>
+    <w:p>
+      <w:pPr>
+        <w:pStyle w:val="Obsah1"/>
+        <w:rPr>
+          <w:rFonts w:asciiTheme="minorHAnsi" w:eastAsiaTheme="minorEastAsia" w:hAnsiTheme="minorHAnsi"/>
+          <w:b w:val="0"/>
+          <w:smallCaps w:val="0"/>
+          <w:noProof/>
+          <w:lang w:eastAsia="cs-CZ"/>
+        </w:rPr>
+      </w:pPr>
+      <w:hyperlink w:anchor="_Toc227583038" w:history="1">
+        <w:r>
+          <w:rPr>
+            <w:rStyle w:val="Hypertextovodkaz"/>
+            <w:noProof/>
+          </w:rPr>
+          <w:t>2</w:t>
+        </w:r>
+        <w:r>
+          <w:rPr>
+            <w:rFonts w:asciiTheme="minorHAnsi" w:eastAsiaTheme="minorEastAsia" w:hAnsiTheme="minorHAnsi"/>
+            <w:b w:val="0"/>
+            <w:smallCaps w:val="0"/>
+            <w:noProof/>
+            <w:lang w:eastAsia="cs-CZ"/>
+          </w:rPr>
+          <w:tab/>
+        </w:r>
+        <w:r>
+          <w:rPr>
+            <w:rStyle w:val="Hypertextovodkaz"/>
+            <w:noProof/>
+          </w:rPr>
+          <w:t>Joanne Kathleen Rowlingová</w:t>
+        </w:r>
+        <w:r>
+          <w:rPr>
+            <w:noProof/>
+            <w:webHidden/>
+          </w:rPr>
+          <w:tab/>
+        </w:r>
+        <w:r>
+          <w:rPr>
+            <w:noProof/>
+            <w:webHidden/>
+          </w:rPr>
+          <w:fldChar w:fldCharType="begin"/>
+        </w:r>
+        <w:r>
+          <w:rPr>
+            <w:noProof/>
+            <w:webHidden/>
+          </w:rPr>
+          <w:instrText xml:space="preserve"> PAGEREF _Toc227583038 \h </w:instrText>
+        </w:r>
+        <w:r>
+          <w:rPr>
+            <w:noProof/>
+            <w:webHidden/>
+          </w:rPr>
+        </w:r>
+        <w:r>
+          <w:rPr>
+            <w:noProof/>
+            <w:webHidden/>
+          </w:rPr>
+          <w:fldChar w:fldCharType="separate"/>
+        </w:r>
+        <w:r>
+          <w:rPr>
+            <w:noProof/>
+            <w:webHidden/>
+          </w:rPr>
+          <w:t>3</w:t>
+        </w:r>
+        <w:r>
+          <w:rPr>
+            <w:noProof/>
+            <w:webHidden/>
+          </w:rPr>
+          <w:fldChar w:fldCharType="end"/>
+        </w:r>
+      </w:hyperlink>
+    </w:p>
+    <w:p>
+      <w:pPr>
+        <w:pStyle w:val="Obsah1"/>
+        <w:rPr>
+          <w:rFonts w:asciiTheme="minorHAnsi" w:eastAsiaTheme="minorEastAsia" w:hAnsiTheme="minorHAnsi"/>
+          <w:b w:val="0"/>
+          <w:smallCaps w:val="0"/>
+          <w:noProof/>
+          <w:lang w:eastAsia="cs-CZ"/>
+        </w:rPr>
+      </w:pPr>
+      <w:hyperlink w:anchor="_Toc227583039" w:history="1">
+        <w:r>
+          <w:rPr>
+            <w:rStyle w:val="Hypertextovodkaz"/>
+            <w:noProof/>
+          </w:rPr>
+          <w:t>3</w:t>
+        </w:r>
+        <w:r>
+          <w:rPr>
+            <w:rFonts w:asciiTheme="minorHAnsi" w:eastAsiaTheme="minorEastAsia" w:hAnsiTheme="minorHAnsi"/>
+            <w:b w:val="0"/>
+            <w:smallCaps w:val="0"/>
+            <w:noProof/>
+            <w:lang w:eastAsia="cs-CZ"/>
+          </w:rPr>
+          <w:tab/>
+        </w:r>
+        <w:r>
+          <w:rPr>
+            <w:rStyle w:val="Hypertextovodkaz"/>
+            <w:noProof/>
+          </w:rPr>
+          <w:t>Příběhy Harryho Pottera</w:t>
+        </w:r>
+        <w:r>
+          <w:rPr>
+            <w:noProof/>
+            <w:webHidden/>
+          </w:rPr>
+          <w:tab/>
+        </w:r>
+        <w:r>
+          <w:rPr>
+            <w:noProof/>
+            <w:webHidden/>
+          </w:rPr>
+          <w:fldChar w:fldCharType="begin"/>
+        </w:r>
+        <w:r>
+          <w:rPr>
+            <w:noProof/>
+            <w:webHidden/>
+          </w:rPr>
+          <w:instrText xml:space="preserve"> PAGEREF _Toc227583039 \h </w:instrText>
+        </w:r>
+        <w:r>
+          <w:rPr>
+            <w:noProof/>
+            <w:webHidden/>
+          </w:rPr>
+        </w:r>
+        <w:r>
+          <w:rPr>
+            <w:noProof/>
+            <w:webHidden/>
+          </w:rPr>
+          <w:fldChar w:fldCharType="separate"/>
+        </w:r>
+        <w:r>
+          <w:rPr>
+            <w:noProof/>
+            <w:webHidden/>
+          </w:rPr>
+          <w:t>6</w:t>
+        </w:r>
+        <w:r>
+          <w:rPr>
+            <w:noProof/>
+            <w:webHidden/>
+          </w:rPr>
+          <w:fldChar w:fldCharType="end"/>
+        </w:r>
+      </w:hyperlink>
+    </w:p>
+    <w:p>
+      <w:pPr>
+        <w:pStyle w:val="Obsah2"/>
         <w:tabs>
-          <w:tab w:val="left" w:pos="480"/>
+          <w:tab w:val="left" w:pos="1680"/>
           <w:tab w:val="right" w:leader="dot" w:pos="9060"/>
         </w:tabs>
         <w:rPr>
-          <w:rFonts w:eastAsiaTheme="minorEastAsia"/>
+          <w:rFonts w:asciiTheme="minorHAnsi" w:eastAsiaTheme="minorEastAsia" w:hAnsiTheme="minorHAnsi"/>
+          <w:smallCaps w:val="0"/>
           <w:noProof/>
           <w:lang w:eastAsia="cs-CZ"/>
         </w:rPr>
       </w:pPr>
-      <w:r>
-        <w:fldChar w:fldCharType="begin"/>
-      </w:r>
-      <w:r>
-        <w:instrText xml:space="preserve"> TOC \o "1-3" \h \z \u </w:instrText>
-      </w:r>
-      <w:r>
-        <w:fldChar w:fldCharType="separate"/>
-      </w:r>
-      <w:hyperlink w:anchor="_Toc227570419" w:history="1">
+      <w:hyperlink w:anchor="_Toc227583040" w:history="1">
         <w:r>
           <w:rPr>
             <w:rStyle w:val="Hypertextovodkaz"/>
             <w:noProof/>
           </w:rPr>
-          <w:t>1.</w:t>
-        </w:r>
-        <w:r>
-          <w:rPr>
-            <w:rFonts w:eastAsiaTheme="minorEastAsia"/>
+          <w:t>3.1</w:t>
+        </w:r>
+        <w:r>
+          <w:rPr>
+            <w:rFonts w:asciiTheme="minorHAnsi" w:eastAsiaTheme="minorEastAsia" w:hAnsiTheme="minorHAnsi"/>
+            <w:smallCaps w:val="0"/>
             <w:noProof/>
             <w:lang w:eastAsia="cs-CZ"/>
           </w:rPr>
@@ -139,7 +415,7 @@
             <w:rStyle w:val="Hypertextovodkaz"/>
             <w:noProof/>
           </w:rPr>
-          <w:t>Obsah</w:t>
+          <w:t>Harry Potter a Kámen Mudrců</w:t>
         </w:r>
         <w:r>
           <w:rPr>
@@ -160,7 +436,7 @@
             <w:noProof/>
             <w:webHidden/>
           </w:rPr>
-          <w:instrText xml:space="preserve"> PAGEREF _Toc227570419 \h </w:instrText>
+          <w:instrText xml:space="preserve"> PAGEREF _Toc227583040 \h </w:instrText>
         </w:r>
         <w:r>
           <w:rPr>
@@ -180,7 +456,7 @@
             <w:noProof/>
             <w:webHidden/>
           </w:rPr>
-          <w:t>2</w:t>
+          <w:t>6</w:t>
         </w:r>
         <w:r>
           <w:rPr>
@@ -193,28 +469,30 @@
     </w:p>
     <w:p>
       <w:pPr>
-        <w:pStyle w:val="Obsah1"/>
+        <w:pStyle w:val="Obsah2"/>
         <w:tabs>
-          <w:tab w:val="left" w:pos="480"/>
+          <w:tab w:val="left" w:pos="1680"/>
           <w:tab w:val="right" w:leader="dot" w:pos="9060"/>
         </w:tabs>
         <w:rPr>
-          <w:rFonts w:eastAsiaTheme="minorEastAsia"/>
+          <w:rFonts w:asciiTheme="minorHAnsi" w:eastAsiaTheme="minorEastAsia" w:hAnsiTheme="minorHAnsi"/>
+          <w:smallCaps w:val="0"/>
           <w:noProof/>
           <w:lang w:eastAsia="cs-CZ"/>
         </w:rPr>
       </w:pPr>
-      <w:hyperlink w:anchor="_Toc227570420" w:history="1">
+      <w:hyperlink w:anchor="_Toc227583041" w:history="1">
         <w:r>
           <w:rPr>
             <w:rStyle w:val="Hypertextovodkaz"/>
             <w:noProof/>
           </w:rPr>
-          <w:t>2.</w:t>
-        </w:r>
-        <w:r>
-          <w:rPr>
-            <w:rFonts w:eastAsiaTheme="minorEastAsia"/>
+          <w:t>3.2</w:t>
+        </w:r>
+        <w:r>
+          <w:rPr>
+            <w:rFonts w:asciiTheme="minorHAnsi" w:eastAsiaTheme="minorEastAsia" w:hAnsiTheme="minorHAnsi"/>
+            <w:smallCaps w:val="0"/>
             <w:noProof/>
             <w:lang w:eastAsia="cs-CZ"/>
           </w:rPr>
@@ -225,7 +503,7 @@
             <w:rStyle w:val="Hypertextovodkaz"/>
             <w:noProof/>
           </w:rPr>
-          <w:t>Joanne Kathleen Rowlingová</w:t>
+          <w:t>Harry Potter a Tajemná komnata</w:t>
         </w:r>
         <w:r>
           <w:rPr>
@@ -246,7 +524,7 @@
             <w:noProof/>
             <w:webHidden/>
           </w:rPr>
-          <w:instrText xml:space="preserve"> PAGEREF _Toc227570420 \h </w:instrText>
+          <w:instrText xml:space="preserve"> PAGEREF _Toc227583041 \h </w:instrText>
         </w:r>
         <w:r>
           <w:rPr>
@@ -266,7 +544,7 @@
             <w:noProof/>
             <w:webHidden/>
           </w:rPr>
-          <w:t>3</w:t>
+          <w:t>6</w:t>
         </w:r>
         <w:r>
           <w:rPr>
@@ -278,27 +556,386 @@
       </w:hyperlink>
     </w:p>
     <w:p>
-      <w:r>
-        <w:fldChar w:fldCharType="end"/>
-      </w:r>
+      <w:pPr>
+        <w:pStyle w:val="Obsah2"/>
+        <w:tabs>
+          <w:tab w:val="left" w:pos="1680"/>
+          <w:tab w:val="right" w:leader="dot" w:pos="9060"/>
+        </w:tabs>
+        <w:rPr>
+          <w:rFonts w:asciiTheme="minorHAnsi" w:eastAsiaTheme="minorEastAsia" w:hAnsiTheme="minorHAnsi"/>
+          <w:smallCaps w:val="0"/>
+          <w:noProof/>
+          <w:lang w:eastAsia="cs-CZ"/>
+        </w:rPr>
+      </w:pPr>
+      <w:hyperlink w:anchor="_Toc227583042" w:history="1">
+        <w:r>
+          <w:rPr>
+            <w:rStyle w:val="Hypertextovodkaz"/>
+            <w:noProof/>
+          </w:rPr>
+          <w:t>3.3</w:t>
+        </w:r>
+        <w:r>
+          <w:rPr>
+            <w:rFonts w:asciiTheme="minorHAnsi" w:eastAsiaTheme="minorEastAsia" w:hAnsiTheme="minorHAnsi"/>
+            <w:smallCaps w:val="0"/>
+            <w:noProof/>
+            <w:lang w:eastAsia="cs-CZ"/>
+          </w:rPr>
+          <w:tab/>
+        </w:r>
+        <w:r>
+          <w:rPr>
+            <w:rStyle w:val="Hypertextovodkaz"/>
+            <w:noProof/>
+          </w:rPr>
+          <w:t>Harry Potter a vězeň z Azkabanu</w:t>
+        </w:r>
+        <w:r>
+          <w:rPr>
+            <w:noProof/>
+            <w:webHidden/>
+          </w:rPr>
+          <w:tab/>
+        </w:r>
+        <w:r>
+          <w:rPr>
+            <w:noProof/>
+            <w:webHidden/>
+          </w:rPr>
+          <w:fldChar w:fldCharType="begin"/>
+        </w:r>
+        <w:r>
+          <w:rPr>
+            <w:noProof/>
+            <w:webHidden/>
+          </w:rPr>
+          <w:instrText xml:space="preserve"> PAGEREF _Toc227583042 \h </w:instrText>
+        </w:r>
+        <w:r>
+          <w:rPr>
+            <w:noProof/>
+            <w:webHidden/>
+          </w:rPr>
+        </w:r>
+        <w:r>
+          <w:rPr>
+            <w:noProof/>
+            <w:webHidden/>
+          </w:rPr>
+          <w:fldChar w:fldCharType="separate"/>
+        </w:r>
+        <w:r>
+          <w:rPr>
+            <w:noProof/>
+            <w:webHidden/>
+          </w:rPr>
+          <w:t>7</w:t>
+        </w:r>
+        <w:r>
+          <w:rPr>
+            <w:noProof/>
+            <w:webHidden/>
+          </w:rPr>
+          <w:fldChar w:fldCharType="end"/>
+        </w:r>
+      </w:hyperlink>
     </w:p>
     <w:p>
       <w:pPr>
+        <w:pStyle w:val="Obsah2"/>
+        <w:tabs>
+          <w:tab w:val="left" w:pos="1680"/>
+          <w:tab w:val="right" w:leader="dot" w:pos="9060"/>
+        </w:tabs>
+        <w:rPr>
+          <w:rFonts w:asciiTheme="minorHAnsi" w:eastAsiaTheme="minorEastAsia" w:hAnsiTheme="minorHAnsi"/>
+          <w:smallCaps w:val="0"/>
+          <w:noProof/>
+          <w:lang w:eastAsia="cs-CZ"/>
+        </w:rPr>
+      </w:pPr>
+      <w:hyperlink w:anchor="_Toc227583043" w:history="1">
+        <w:r>
+          <w:rPr>
+            <w:rStyle w:val="Hypertextovodkaz"/>
+            <w:noProof/>
+          </w:rPr>
+          <w:t>3.4</w:t>
+        </w:r>
+        <w:r>
+          <w:rPr>
+            <w:rFonts w:asciiTheme="minorHAnsi" w:eastAsiaTheme="minorEastAsia" w:hAnsiTheme="minorHAnsi"/>
+            <w:smallCaps w:val="0"/>
+            <w:noProof/>
+            <w:lang w:eastAsia="cs-CZ"/>
+          </w:rPr>
+          <w:tab/>
+        </w:r>
+        <w:r>
+          <w:rPr>
+            <w:rStyle w:val="Hypertextovodkaz"/>
+            <w:noProof/>
+          </w:rPr>
+          <w:t>Harry Potter a Ohnivý pohár</w:t>
+        </w:r>
+        <w:r>
+          <w:rPr>
+            <w:noProof/>
+            <w:webHidden/>
+          </w:rPr>
+          <w:tab/>
+        </w:r>
+        <w:r>
+          <w:rPr>
+            <w:noProof/>
+            <w:webHidden/>
+          </w:rPr>
+          <w:fldChar w:fldCharType="begin"/>
+        </w:r>
+        <w:r>
+          <w:rPr>
+            <w:noProof/>
+            <w:webHidden/>
+          </w:rPr>
+          <w:instrText xml:space="preserve"> PAGEREF _Toc227583043 \h </w:instrText>
+        </w:r>
+        <w:r>
+          <w:rPr>
+            <w:noProof/>
+            <w:webHidden/>
+          </w:rPr>
+        </w:r>
+        <w:r>
+          <w:rPr>
+            <w:noProof/>
+            <w:webHidden/>
+          </w:rPr>
+          <w:fldChar w:fldCharType="separate"/>
+        </w:r>
+        <w:r>
+          <w:rPr>
+            <w:noProof/>
+            <w:webHidden/>
+          </w:rPr>
+          <w:t>7</w:t>
+        </w:r>
+        <w:r>
+          <w:rPr>
+            <w:noProof/>
+            <w:webHidden/>
+          </w:rPr>
+          <w:fldChar w:fldCharType="end"/>
+        </w:r>
+      </w:hyperlink>
+    </w:p>
+    <w:p>
+      <w:pPr>
+        <w:pStyle w:val="Obsah2"/>
+        <w:tabs>
+          <w:tab w:val="left" w:pos="1680"/>
+          <w:tab w:val="right" w:leader="dot" w:pos="9060"/>
+        </w:tabs>
+        <w:rPr>
+          <w:rFonts w:asciiTheme="minorHAnsi" w:eastAsiaTheme="minorEastAsia" w:hAnsiTheme="minorHAnsi"/>
+          <w:smallCaps w:val="0"/>
+          <w:noProof/>
+          <w:lang w:eastAsia="cs-CZ"/>
+        </w:rPr>
+      </w:pPr>
+      <w:hyperlink w:anchor="_Toc227583044" w:history="1">
+        <w:r>
+          <w:rPr>
+            <w:rStyle w:val="Hypertextovodkaz"/>
+            <w:noProof/>
+          </w:rPr>
+          <w:t>3.5</w:t>
+        </w:r>
+        <w:r>
+          <w:rPr>
+            <w:rFonts w:asciiTheme="minorHAnsi" w:eastAsiaTheme="minorEastAsia" w:hAnsiTheme="minorHAnsi"/>
+            <w:smallCaps w:val="0"/>
+            <w:noProof/>
+            <w:lang w:eastAsia="cs-CZ"/>
+          </w:rPr>
+          <w:tab/>
+        </w:r>
+        <w:r>
+          <w:rPr>
+            <w:rStyle w:val="Hypertextovodkaz"/>
+            <w:noProof/>
+          </w:rPr>
+          <w:t>Harry Potter a Fénixův řád</w:t>
+        </w:r>
+        <w:r>
+          <w:rPr>
+            <w:noProof/>
+            <w:webHidden/>
+          </w:rPr>
+          <w:tab/>
+        </w:r>
+        <w:r>
+          <w:rPr>
+            <w:noProof/>
+            <w:webHidden/>
+          </w:rPr>
+          <w:fldChar w:fldCharType="begin"/>
+        </w:r>
+        <w:r>
+          <w:rPr>
+            <w:noProof/>
+            <w:webHidden/>
+          </w:rPr>
+          <w:instrText xml:space="preserve"> PAGEREF _Toc227583044 \h </w:instrText>
+        </w:r>
+        <w:r>
+          <w:rPr>
+            <w:noProof/>
+            <w:webHidden/>
+          </w:rPr>
+        </w:r>
+        <w:r>
+          <w:rPr>
+            <w:noProof/>
+            <w:webHidden/>
+          </w:rPr>
+          <w:fldChar w:fldCharType="separate"/>
+        </w:r>
+        <w:r>
+          <w:rPr>
+            <w:noProof/>
+            <w:webHidden/>
+          </w:rPr>
+          <w:t>7</w:t>
+        </w:r>
+        <w:r>
+          <w:rPr>
+            <w:noProof/>
+            <w:webHidden/>
+          </w:rPr>
+          <w:fldChar w:fldCharType="end"/>
+        </w:r>
+      </w:hyperlink>
+    </w:p>
+    <w:p>
+      <w:pPr>
+        <w:pStyle w:val="Obsah1"/>
+        <w:rPr>
+          <w:rFonts w:asciiTheme="minorHAnsi" w:eastAsiaTheme="minorEastAsia" w:hAnsiTheme="minorHAnsi"/>
+          <w:b w:val="0"/>
+          <w:smallCaps w:val="0"/>
+          <w:noProof/>
+          <w:lang w:eastAsia="cs-CZ"/>
+        </w:rPr>
+      </w:pPr>
+      <w:hyperlink w:anchor="_Toc227583045" w:history="1">
+        <w:r>
+          <w:rPr>
+            <w:rStyle w:val="Hypertextovodkaz"/>
+            <w:noProof/>
+          </w:rPr>
+          <w:t>4</w:t>
+        </w:r>
+        <w:r>
+          <w:rPr>
+            <w:rFonts w:asciiTheme="minorHAnsi" w:eastAsiaTheme="minorEastAsia" w:hAnsiTheme="minorHAnsi"/>
+            <w:b w:val="0"/>
+            <w:smallCaps w:val="0"/>
+            <w:noProof/>
+            <w:lang w:eastAsia="cs-CZ"/>
+          </w:rPr>
+          <w:tab/>
+        </w:r>
+        <w:r>
+          <w:rPr>
+            <w:rStyle w:val="Hypertextovodkaz"/>
+            <w:noProof/>
+          </w:rPr>
+          <w:t>Seznam obrázků</w:t>
+        </w:r>
+        <w:r>
+          <w:rPr>
+            <w:noProof/>
+            <w:webHidden/>
+          </w:rPr>
+          <w:tab/>
+        </w:r>
+        <w:r>
+          <w:rPr>
+            <w:noProof/>
+            <w:webHidden/>
+          </w:rPr>
+          <w:fldChar w:fldCharType="begin"/>
+        </w:r>
+        <w:r>
+          <w:rPr>
+            <w:noProof/>
+            <w:webHidden/>
+          </w:rPr>
+          <w:instrText xml:space="preserve"> PAGEREF _Toc227583045 \h </w:instrText>
+        </w:r>
+        <w:r>
+          <w:rPr>
+            <w:noProof/>
+            <w:webHidden/>
+          </w:rPr>
+        </w:r>
+        <w:r>
+          <w:rPr>
+            <w:noProof/>
+            <w:webHidden/>
+          </w:rPr>
+          <w:fldChar w:fldCharType="separate"/>
+        </w:r>
+        <w:r>
+          <w:rPr>
+            <w:noProof/>
+            <w:webHidden/>
+          </w:rPr>
+          <w:t>9</w:t>
+        </w:r>
+        <w:r>
+          <w:rPr>
+            <w:noProof/>
+            <w:webHidden/>
+          </w:rPr>
+          <w:fldChar w:fldCharType="end"/>
+        </w:r>
+      </w:hyperlink>
+    </w:p>
+    <w:p>
+      <w:pPr>
+        <w:ind w:firstLine="0"/>
         <w:sectPr>
+          <w:headerReference w:type="default" r:id="rId8"/>
+          <w:footerReference w:type="default" r:id="rId9"/>
           <w:pgSz w:w="11906" w:h="16838" w:code="9"/>
           <w:pgMar w:top="1418" w:right="1418" w:bottom="1418" w:left="1418" w:header="709" w:footer="709" w:gutter="0"/>
           <w:cols w:space="708"/>
           <w:docGrid w:linePitch="360"/>
         </w:sectPr>
       </w:pPr>
+      <w:r>
+        <w:rPr>
+          <w:b/>
+          <w:smallCaps/>
+        </w:rPr>
+        <w:fldChar w:fldCharType="end"/>
+      </w:r>
     </w:p>
     <w:p>
       <w:pPr>
         <w:pStyle w:val="Nadpis1"/>
       </w:pPr>
-      <w:bookmarkStart w:id="2" w:name="_Toc227570324"/>
-      <w:bookmarkStart w:id="3" w:name="_Toc227570350"/>
-      <w:bookmarkStart w:id="4" w:name="_Toc227570420"/>
+      <w:bookmarkStart w:id="3" w:name="_Toc227570324"/>
+      <w:bookmarkStart w:id="4" w:name="_Toc227570350"/>
+      <w:bookmarkStart w:id="5" w:name="_Toc227580313"/>
+      <w:bookmarkStart w:id="6" w:name="_Toc227582535"/>
+      <w:bookmarkStart w:id="7" w:name="_Toc227582567"/>
+      <w:bookmarkStart w:id="8" w:name="_Toc227582804"/>
+      <w:bookmarkStart w:id="9" w:name="_Toc227583038"/>
       <w:proofErr w:type="spellStart"/>
       <w:r>
         <w:lastRenderedPageBreak/>
@@ -316,9 +953,2554 @@
       <w:r>
         <w:t xml:space="preserve"> Rowlingová</w:t>
       </w:r>
-      <w:bookmarkEnd w:id="2"/>
       <w:bookmarkEnd w:id="3"/>
       <w:bookmarkEnd w:id="4"/>
+      <w:bookmarkEnd w:id="5"/>
+      <w:bookmarkEnd w:id="6"/>
+      <w:bookmarkEnd w:id="7"/>
+      <w:bookmarkEnd w:id="8"/>
+      <w:bookmarkEnd w:id="9"/>
+    </w:p>
+    <w:p>
+      <w:pPr>
+        <w:pStyle w:val="Odstavecseseznamem"/>
+        <w:numPr>
+          <w:ilvl w:val="0"/>
+          <w:numId w:val="2"/>
+        </w:numPr>
+        <w:jc w:val="both"/>
+      </w:pPr>
+      <w:r>
+        <w:rPr>
+          <w:noProof/>
+        </w:rPr>
+        <w:drawing>
+          <wp:anchor distT="0" distB="0" distL="114300" distR="114300" simplePos="0" relativeHeight="251656192" behindDoc="1" locked="0" layoutInCell="1" allowOverlap="1" wp14:anchorId="00CFC3F3" wp14:editId="03AE4115">
+            <wp:simplePos x="0" y="0"/>
+            <wp:positionH relativeFrom="margin">
+              <wp:align>right</wp:align>
+            </wp:positionH>
+            <wp:positionV relativeFrom="margin">
+              <wp:posOffset>543560</wp:posOffset>
+            </wp:positionV>
+            <wp:extent cx="2155190" cy="2717165"/>
+            <wp:effectExtent l="0" t="0" r="0" b="6985"/>
+            <wp:wrapTight wrapText="bothSides">
+              <wp:wrapPolygon edited="1">
+                <wp:start x="-589" y="-401"/>
+                <wp:lineTo x="-589" y="22104"/>
+                <wp:lineTo x="22152" y="22171"/>
+                <wp:lineTo x="22067" y="-401"/>
+                <wp:lineTo x="-589" y="-401"/>
+              </wp:wrapPolygon>
+            </wp:wrapTight>
+            <wp:docPr id="1" name="Obrázek 1"/>
+            <wp:cNvGraphicFramePr>
+              <a:graphicFrameLocks xmlns:a="http://schemas.openxmlformats.org/drawingml/2006/main" noChangeAspect="1"/>
+            </wp:cNvGraphicFramePr>
+            <a:graphic xmlns:a="http://schemas.openxmlformats.org/drawingml/2006/main">
+              <a:graphicData uri="http://schemas.openxmlformats.org/drawingml/2006/picture">
+                <pic:pic xmlns:pic="http://schemas.openxmlformats.org/drawingml/2006/picture">
+                  <pic:nvPicPr>
+                    <pic:cNvPr id="0" name="Picture 1"/>
+                    <pic:cNvPicPr>
+                      <a:picLocks noChangeAspect="1" noChangeArrowheads="1"/>
+                    </pic:cNvPicPr>
+                  </pic:nvPicPr>
+                  <pic:blipFill>
+                    <a:blip r:embed="rId10">
+                      <a:extLst>
+                        <a:ext uri="{28A0092B-C50C-407E-A947-70E740481C1C}">
+                          <a14:useLocalDpi xmlns:a14="http://schemas.microsoft.com/office/drawing/2010/main" val="0"/>
+                        </a:ext>
+                      </a:extLst>
+                    </a:blip>
+                    <a:srcRect/>
+                    <a:stretch>
+                      <a:fillRect/>
+                    </a:stretch>
+                  </pic:blipFill>
+                  <pic:spPr bwMode="auto">
+                    <a:xfrm>
+                      <a:off x="0" y="0"/>
+                      <a:ext cx="2155190" cy="2717165"/>
+                    </a:xfrm>
+                    <a:prstGeom prst="rect">
+                      <a:avLst/>
+                    </a:prstGeom>
+                    <a:noFill/>
+                    <a:ln>
+                      <a:noFill/>
+                    </a:ln>
+                  </pic:spPr>
+                </pic:pic>
+              </a:graphicData>
+            </a:graphic>
+            <wp14:sizeRelH relativeFrom="margin">
+              <wp14:pctWidth>0</wp14:pctWidth>
+            </wp14:sizeRelH>
+            <wp14:sizeRelV relativeFrom="margin">
+              <wp14:pctHeight>0</wp14:pctHeight>
+            </wp14:sizeRelV>
+          </wp:anchor>
+        </w:drawing>
+      </w:r>
+      <w:r>
+        <w:t xml:space="preserve">J. K. Rowlingová se narodila v červenci roku 1965 paní Anne a panu Peteru </w:t>
+      </w:r>
+      <w:proofErr w:type="spellStart"/>
+      <w:r>
+        <w:t>Rowlingovi</w:t>
+      </w:r>
+      <w:proofErr w:type="spellEnd"/>
+      <w:r>
+        <w:t xml:space="preserve">. Malá </w:t>
+      </w:r>
+      <w:proofErr w:type="spellStart"/>
+      <w:r>
+        <w:t>Joanne</w:t>
+      </w:r>
+      <w:proofErr w:type="spellEnd"/>
+      <w:r>
+        <w:t xml:space="preserve"> už v šesti letech (1971) prokáže nadání ke psaní. Napíše svoji první povídku o králíkovi </w:t>
+      </w:r>
+      <w:proofErr w:type="spellStart"/>
+      <w:r>
+        <w:t>Rabbitovi</w:t>
+      </w:r>
+      <w:proofErr w:type="spellEnd"/>
+      <w:r>
+        <w:t xml:space="preserve">, který dostane spalničky. Ráda si se svou </w:t>
+      </w:r>
+      <w:proofErr w:type="spellStart"/>
+      <w:r>
+        <w:t>setrou</w:t>
+      </w:r>
+      <w:proofErr w:type="spellEnd"/>
+      <w:r>
+        <w:t xml:space="preserve"> a dětmi ze sousedství hraje na kouzelníky a čarodějnice. Nejvíce se však kamarádí s Ianem Potterem a jeho sestřičkou </w:t>
+      </w:r>
+      <w:proofErr w:type="spellStart"/>
+      <w:r>
+        <w:t>Vikky</w:t>
+      </w:r>
+      <w:proofErr w:type="spellEnd"/>
+      <w:r>
+        <w:t xml:space="preserve">. Ian prý vymýšlel bláznivé </w:t>
+      </w:r>
+      <w:proofErr w:type="gramStart"/>
+      <w:r>
+        <w:t>nápady - zdobil</w:t>
+      </w:r>
+      <w:proofErr w:type="gramEnd"/>
+      <w:r>
+        <w:t xml:space="preserve"> talíře hlemýždi, prováděl nesmyslné operace s kolem své sestry a </w:t>
+      </w:r>
+      <w:proofErr w:type="spellStart"/>
+      <w:r>
+        <w:t>Joanne</w:t>
+      </w:r>
+      <w:proofErr w:type="spellEnd"/>
+      <w:r>
+        <w:t xml:space="preserve"> a Di učil běhat po čerstvém </w:t>
+      </w:r>
+      <w:proofErr w:type="spellStart"/>
+      <w:r>
+        <w:t>betoně</w:t>
+      </w:r>
+      <w:proofErr w:type="spellEnd"/>
+      <w:r>
+        <w:t xml:space="preserve">. </w:t>
+      </w:r>
+      <w:proofErr w:type="spellStart"/>
+      <w:r>
+        <w:t>Joanne</w:t>
+      </w:r>
+      <w:proofErr w:type="spellEnd"/>
+      <w:r>
+        <w:t xml:space="preserve"> v devíti (1974) hodně čte knížky od E. </w:t>
+      </w:r>
+      <w:proofErr w:type="spellStart"/>
+      <w:r>
+        <w:t>Nesbitové</w:t>
+      </w:r>
+      <w:proofErr w:type="spellEnd"/>
+      <w:r>
+        <w:t xml:space="preserve">, Noela </w:t>
+      </w:r>
+      <w:proofErr w:type="spellStart"/>
+      <w:r>
+        <w:t>Streatfielda</w:t>
+      </w:r>
+      <w:proofErr w:type="spellEnd"/>
+      <w:r>
+        <w:t xml:space="preserve">, Paula </w:t>
+      </w:r>
+      <w:proofErr w:type="spellStart"/>
+      <w:r>
+        <w:t>Gallica</w:t>
+      </w:r>
+      <w:proofErr w:type="spellEnd"/>
+      <w:r>
+        <w:t xml:space="preserve">, </w:t>
+      </w:r>
+      <w:proofErr w:type="spellStart"/>
+      <w:r>
+        <w:t>Letopisi</w:t>
+      </w:r>
+      <w:proofErr w:type="spellEnd"/>
+      <w:r>
+        <w:t xml:space="preserve"> Narnie od C. S. Lewise a další. Tajně píše příběh o sedmi začarovaných diamantech. V základní škole je jedenáctileté Joann nejlepším kamarádem Sean </w:t>
+      </w:r>
+      <w:proofErr w:type="spellStart"/>
+      <w:r>
+        <w:t>Harris</w:t>
+      </w:r>
+      <w:proofErr w:type="spellEnd"/>
+      <w:r>
+        <w:t xml:space="preserve">, který v lecčems připomíná Rona </w:t>
+      </w:r>
+      <w:proofErr w:type="spellStart"/>
+      <w:r>
+        <w:t>Weasleyho</w:t>
+      </w:r>
+      <w:proofErr w:type="spellEnd"/>
+      <w:r>
+        <w:t xml:space="preserve">. Ve škole svým kamarádkám vypráví dlouhé příběhy. Prozradila se, že byla nesmělá holčička s brýlemi a zarputilá malá </w:t>
+      </w:r>
+      <w:proofErr w:type="spellStart"/>
+      <w:r>
+        <w:t>šprtka</w:t>
+      </w:r>
+      <w:proofErr w:type="spellEnd"/>
+      <w:r>
+        <w:t xml:space="preserve"> (podobná Hermioně). Ráda čte romány Jane Austenové.</w:t>
+      </w:r>
+    </w:p>
+    <w:p>
+      <w:pPr>
+        <w:pStyle w:val="Odstavecseseznamem"/>
+        <w:numPr>
+          <w:ilvl w:val="0"/>
+          <w:numId w:val="2"/>
+        </w:numPr>
+        <w:jc w:val="both"/>
+      </w:pPr>
+      <w:r>
+        <w:t xml:space="preserve">V sedmnácti (1982) se v posledním školním roce stává vzornou žákyní. V osmnácti (1983) studuje na univerzitě v </w:t>
+      </w:r>
+      <w:proofErr w:type="spellStart"/>
+      <w:r>
+        <w:t>Exeteru</w:t>
+      </w:r>
+      <w:proofErr w:type="spellEnd"/>
+      <w:r>
+        <w:t xml:space="preserve"> </w:t>
+      </w:r>
+      <w:proofErr w:type="spellStart"/>
+      <w:r>
+        <w:t>francouzsštinu</w:t>
+      </w:r>
+      <w:proofErr w:type="spellEnd"/>
+      <w:r>
+        <w:t xml:space="preserve"> a filologii. Horečně sbírá prastará jména. Ve dvaceti (1985) tráví během studia rok v </w:t>
+      </w:r>
+      <w:proofErr w:type="spellStart"/>
+      <w:r>
+        <w:t>paříži</w:t>
+      </w:r>
+      <w:proofErr w:type="spellEnd"/>
+      <w:r>
+        <w:t xml:space="preserve"> jako asistentka učitele. Ve dvaceti dvou (1987) krátce pracuje jako úřednice pro </w:t>
+      </w:r>
+      <w:proofErr w:type="spellStart"/>
+      <w:r>
+        <w:t>Amnesty</w:t>
+      </w:r>
+      <w:proofErr w:type="spellEnd"/>
+      <w:r>
+        <w:t xml:space="preserve"> International a bydlí v </w:t>
+      </w:r>
+      <w:proofErr w:type="spellStart"/>
+      <w:r>
+        <w:t>claphamu</w:t>
+      </w:r>
+      <w:proofErr w:type="spellEnd"/>
+      <w:r>
+        <w:t xml:space="preserve"> v jižním Londýně. Příležitostně píše v kavárnách, kde vymyslela děj přinejmenším dvou románů pro dospělé. Ve dvaceti třech letech (1988) pracuje v Manchesteru jako sekretářka. Práce ji nebaví a sebe označuje za nejhorší sekretářku všech dob. Při schůzích skicuje další návrhy románů a počítač využívá k přepisování svých příběhů.</w:t>
+      </w:r>
+    </w:p>
+    <w:p>
+      <w:pPr>
+        <w:pStyle w:val="Odstavecseseznamem"/>
+        <w:numPr>
+          <w:ilvl w:val="0"/>
+          <w:numId w:val="2"/>
+        </w:numPr>
+        <w:jc w:val="both"/>
+      </w:pPr>
+      <w:r>
+        <w:t xml:space="preserve">Dvaceti pětileté (1990) při večerní cestě vlakem z Manchesteru do Londýna jí vytane v mysli přesná podoba Harryho Pottera a jeho vlastností. Začíná s vymýšlením světa </w:t>
+      </w:r>
+      <w:proofErr w:type="spellStart"/>
+      <w:r>
+        <w:t>bradavické</w:t>
+      </w:r>
+      <w:proofErr w:type="spellEnd"/>
+      <w:r>
+        <w:t xml:space="preserve"> Školy čar a kouzel. Bohužel s sebou nemá ani tužku ani papír. A tak se snaží vše zachovat v paměti. Ve věku 45 let na roztroušenou sklerózu jí umírá matka. Šestadvacetiletá </w:t>
+      </w:r>
+      <w:proofErr w:type="spellStart"/>
+      <w:r>
+        <w:t>Joanne</w:t>
+      </w:r>
+      <w:proofErr w:type="spellEnd"/>
+      <w:r>
+        <w:t xml:space="preserve"> (1991) odjíždí učit angličtinu do portugalského </w:t>
+      </w:r>
+      <w:proofErr w:type="spellStart"/>
+      <w:r>
+        <w:t>Oporta</w:t>
+      </w:r>
+      <w:proofErr w:type="spellEnd"/>
+      <w:r>
+        <w:t xml:space="preserve">. </w:t>
+      </w:r>
+      <w:r>
+        <w:lastRenderedPageBreak/>
+        <w:t xml:space="preserve">Odpoledne píše. Vytvořila tu prý deset verzí první kapitoly románu Harry Potter a Kámen mudrců. Roku 1992 se sedmadvacetiletá </w:t>
+      </w:r>
+      <w:proofErr w:type="spellStart"/>
+      <w:r>
+        <w:t>Joanne</w:t>
+      </w:r>
+      <w:proofErr w:type="spellEnd"/>
+      <w:r>
+        <w:t xml:space="preserve"> provdá za portugalského novináře a televizního zpravodaje. </w:t>
+      </w:r>
+      <w:proofErr w:type="spellStart"/>
+      <w:r>
+        <w:t>Joanne</w:t>
+      </w:r>
+      <w:proofErr w:type="spellEnd"/>
+      <w:r>
+        <w:t xml:space="preserve"> se narodila dcera (1993). Pojmenovala ji podle svého idolu, novinářky, autorky a levicové aktivistky Jessiky </w:t>
+      </w:r>
+      <w:proofErr w:type="spellStart"/>
+      <w:r>
+        <w:t>Mitfordové</w:t>
+      </w:r>
+      <w:proofErr w:type="spellEnd"/>
+      <w:r>
+        <w:t xml:space="preserve"> (</w:t>
+      </w:r>
+      <w:proofErr w:type="gramStart"/>
+      <w:r>
+        <w:t>1917 - 1996</w:t>
+      </w:r>
+      <w:proofErr w:type="gramEnd"/>
+      <w:r>
+        <w:t>).</w:t>
+      </w:r>
+    </w:p>
+    <w:p>
+      <w:pPr>
+        <w:pStyle w:val="Odstavecseseznamem"/>
+        <w:numPr>
+          <w:ilvl w:val="0"/>
+          <w:numId w:val="2"/>
+        </w:numPr>
+        <w:jc w:val="both"/>
+      </w:pPr>
+      <w:r>
+        <w:t xml:space="preserve">Vánocích se osmadvacetiletá </w:t>
+      </w:r>
+      <w:proofErr w:type="spellStart"/>
+      <w:r>
+        <w:t>Joanne</w:t>
+      </w:r>
+      <w:proofErr w:type="spellEnd"/>
+      <w:r>
+        <w:t xml:space="preserve"> rozvádí a se svým dítětem odjíždí zpět do Velké Británie. S poloprázdným kufrem plným papírů popsaných historkami o Harrym Potterovi přijíždí do Edinburghu za svou sestrou Di, která studuje práva. Počátkem roku 1994 vypráví </w:t>
+      </w:r>
+      <w:proofErr w:type="spellStart"/>
+      <w:r>
+        <w:t>Joanne</w:t>
+      </w:r>
+      <w:proofErr w:type="spellEnd"/>
+      <w:r>
+        <w:t xml:space="preserve"> příběh o Harry Potterovi své sestře, která je jím nadšena. </w:t>
+      </w:r>
+      <w:proofErr w:type="spellStart"/>
+      <w:r>
+        <w:t>Joanne</w:t>
+      </w:r>
+      <w:proofErr w:type="spellEnd"/>
+      <w:r>
+        <w:t xml:space="preserve"> se pohybuje na pokraji </w:t>
+      </w:r>
+      <w:proofErr w:type="spellStart"/>
+      <w:r>
+        <w:t>bídy:Je</w:t>
+      </w:r>
+      <w:proofErr w:type="spellEnd"/>
+      <w:r>
+        <w:t xml:space="preserve"> bez zaměstnání, žije v nevytopené garsonce, není schopna získat pro svou dceru místo ve státních jeslích a na zaplacení soukromé chůvy nemá peníze. Žije z podpory. Když dcera usne, píše v edinburských kavárnách svůj román o Harry Potterovi. „Psala jsem ho opravdu především pro sebe a pro své potěšení,“ prohlašuje později v rozhovorech. Třicetiletá </w:t>
+      </w:r>
+      <w:proofErr w:type="spellStart"/>
+      <w:r>
+        <w:t>Joanne</w:t>
+      </w:r>
+      <w:proofErr w:type="spellEnd"/>
+      <w:r>
+        <w:t xml:space="preserve"> (1995) dopsala celý na starém psacím stroji, a znovu jej musela přepsat, protože na okopírování rukopisu nemá peníze. V knihovně získala seznam literárních agentů a nakladatelů. Své dílo posílá dvěma agenturám a několika nakladatelstvím. Zatímco čeká na reakce na svůj rukopis, získává místo učitelky francouzštiny.</w:t>
+      </w:r>
+    </w:p>
+    <w:p>
+      <w:pPr>
+        <w:pStyle w:val="Odstavecseseznamem"/>
+        <w:numPr>
+          <w:ilvl w:val="0"/>
+          <w:numId w:val="2"/>
+        </w:numPr>
+        <w:jc w:val="both"/>
+      </w:pPr>
+      <w:r>
+        <w:t xml:space="preserve">Třebaže rukopis o 320 stranách připadá většině nakladatelů dlouhý, literární agent Christopher </w:t>
+      </w:r>
+      <w:proofErr w:type="spellStart"/>
+      <w:r>
+        <w:t>Little</w:t>
+      </w:r>
+      <w:proofErr w:type="spellEnd"/>
+      <w:r>
+        <w:t xml:space="preserve"> najde pro Harryho Pottera nakladatelství-</w:t>
+      </w:r>
+      <w:proofErr w:type="spellStart"/>
+      <w:r>
+        <w:t>Bloomsbury</w:t>
+      </w:r>
+      <w:proofErr w:type="spellEnd"/>
+      <w:r>
+        <w:t xml:space="preserve">. V únoru 1997 poskytla Rowlingové nadace </w:t>
+      </w:r>
+      <w:proofErr w:type="spellStart"/>
+      <w:r>
+        <w:t>Scottish</w:t>
+      </w:r>
+      <w:proofErr w:type="spellEnd"/>
+      <w:r>
+        <w:t xml:space="preserve"> </w:t>
+      </w:r>
+      <w:proofErr w:type="spellStart"/>
+      <w:r>
+        <w:t>Arts</w:t>
+      </w:r>
+      <w:proofErr w:type="spellEnd"/>
+      <w:r>
+        <w:t xml:space="preserve"> </w:t>
+      </w:r>
+      <w:proofErr w:type="spellStart"/>
+      <w:r>
+        <w:t>Council</w:t>
+      </w:r>
+      <w:proofErr w:type="spellEnd"/>
+      <w:r>
+        <w:t xml:space="preserve"> nejvýše dotované stipendium pro dětské autory celých 8000 liber. </w:t>
+      </w:r>
+      <w:proofErr w:type="spellStart"/>
+      <w:r>
+        <w:t>Joanne</w:t>
+      </w:r>
+      <w:proofErr w:type="spellEnd"/>
+      <w:r>
+        <w:t xml:space="preserve"> si koupí počítač, aby se pustila do psaní druhé knihy. V červenci v Anglii vychází Harry Potter and </w:t>
+      </w:r>
+      <w:proofErr w:type="spellStart"/>
+      <w:r>
+        <w:t>the</w:t>
+      </w:r>
+      <w:proofErr w:type="spellEnd"/>
+      <w:r>
+        <w:t xml:space="preserve"> </w:t>
+      </w:r>
+      <w:proofErr w:type="spellStart"/>
+      <w:r>
+        <w:t>Philosopher´</w:t>
+      </w:r>
+      <w:proofErr w:type="gramStart"/>
+      <w:r>
+        <w:t>s</w:t>
+      </w:r>
+      <w:proofErr w:type="spellEnd"/>
+      <w:proofErr w:type="gramEnd"/>
+      <w:r>
+        <w:t xml:space="preserve"> Stone. V září při aukci rukopisů jsou americká práva prodána v New Yorku za 105 000 dolarů, což je u dětské knihy zcela nevídané. Rowlingová má konečně možnost si za 100 liber koupit lepší šaty, které si obléká při rozhovorech s novináři.</w:t>
+      </w:r>
+    </w:p>
+    <w:p>
+      <w:pPr>
+        <w:pStyle w:val="Odstavecseseznamem"/>
+        <w:numPr>
+          <w:ilvl w:val="0"/>
+          <w:numId w:val="2"/>
+        </w:numPr>
+        <w:jc w:val="both"/>
+      </w:pPr>
+      <w:r>
+        <w:t xml:space="preserve">V červenci 1998 v Anglii vychází Harry Potter and </w:t>
+      </w:r>
+      <w:proofErr w:type="spellStart"/>
+      <w:r>
+        <w:t>the</w:t>
+      </w:r>
+      <w:proofErr w:type="spellEnd"/>
+      <w:r>
+        <w:t xml:space="preserve"> </w:t>
+      </w:r>
+      <w:proofErr w:type="spellStart"/>
+      <w:r>
+        <w:t>Chamber</w:t>
+      </w:r>
+      <w:proofErr w:type="spellEnd"/>
+      <w:r>
+        <w:t xml:space="preserve"> </w:t>
+      </w:r>
+      <w:proofErr w:type="spellStart"/>
+      <w:r>
+        <w:t>of</w:t>
+      </w:r>
+      <w:proofErr w:type="spellEnd"/>
+      <w:r>
+        <w:t xml:space="preserve"> </w:t>
+      </w:r>
+      <w:proofErr w:type="spellStart"/>
+      <w:r>
+        <w:t>Secrets</w:t>
+      </w:r>
+      <w:proofErr w:type="spellEnd"/>
+      <w:r>
+        <w:t xml:space="preserve">. V srpnu 1998 mediální koncern Warner </w:t>
+      </w:r>
+      <w:proofErr w:type="spellStart"/>
+      <w:r>
+        <w:t>Brothers</w:t>
+      </w:r>
+      <w:proofErr w:type="spellEnd"/>
+      <w:r>
+        <w:t xml:space="preserve"> kupuje </w:t>
+      </w:r>
+      <w:proofErr w:type="spellStart"/>
+      <w:r>
+        <w:t>merchandisingová</w:t>
+      </w:r>
+      <w:proofErr w:type="spellEnd"/>
+      <w:r>
+        <w:t xml:space="preserve"> práva na Harryho Pottera a vzápětí vytváří </w:t>
+      </w:r>
+      <w:proofErr w:type="spellStart"/>
+      <w:r>
+        <w:t>trade</w:t>
+      </w:r>
+      <w:proofErr w:type="spellEnd"/>
+      <w:r>
+        <w:t xml:space="preserve"> </w:t>
+      </w:r>
+      <w:proofErr w:type="spellStart"/>
+      <w:r>
+        <w:t>mark</w:t>
+      </w:r>
+      <w:proofErr w:type="spellEnd"/>
+      <w:r>
+        <w:t xml:space="preserve"> HARRY POTTER. V červenci 1999 vychází Harry Potter and </w:t>
+      </w:r>
+      <w:proofErr w:type="spellStart"/>
+      <w:r>
+        <w:t>the</w:t>
+      </w:r>
+      <w:proofErr w:type="spellEnd"/>
+      <w:r>
+        <w:t xml:space="preserve"> </w:t>
+      </w:r>
+      <w:proofErr w:type="spellStart"/>
+      <w:r>
+        <w:t>Prisoner</w:t>
+      </w:r>
+      <w:proofErr w:type="spellEnd"/>
+      <w:r>
+        <w:t xml:space="preserve"> </w:t>
+      </w:r>
+      <w:proofErr w:type="spellStart"/>
+      <w:r>
+        <w:t>of</w:t>
+      </w:r>
+      <w:proofErr w:type="spellEnd"/>
+      <w:r>
+        <w:t xml:space="preserve"> Azkaban. Knihy o Harrym Potterovi se usazují na prvních třech místech prestižního žebříčku bestsellerů deníku </w:t>
+      </w:r>
+      <w:proofErr w:type="spellStart"/>
+      <w:r>
+        <w:t>The</w:t>
+      </w:r>
+      <w:proofErr w:type="spellEnd"/>
+      <w:r>
+        <w:t xml:space="preserve"> New York Times-jedinečná událost v historii amerického knižního trhu! Stejná situace se opakuje v Holandsku, </w:t>
+      </w:r>
+      <w:r>
+        <w:lastRenderedPageBreak/>
+        <w:t xml:space="preserve">Německu, Francii, ve Švédsku a v Norsku. Vlažněji byly romány přijaty ve Finsku, Španělsku a </w:t>
+      </w:r>
+      <w:proofErr w:type="spellStart"/>
+      <w:r>
+        <w:t>Itálii;v</w:t>
+      </w:r>
+      <w:proofErr w:type="spellEnd"/>
+      <w:r>
+        <w:t xml:space="preserve"> Turecku zaznamenali jen nepatrný úspěch.</w:t>
+      </w:r>
+    </w:p>
+    <w:p>
+      <w:pPr>
+        <w:pStyle w:val="Odstavecseseznamem"/>
+        <w:numPr>
+          <w:ilvl w:val="0"/>
+          <w:numId w:val="2"/>
+        </w:numPr>
+        <w:jc w:val="both"/>
+      </w:pPr>
+      <w:r>
+        <w:t xml:space="preserve">Warner </w:t>
+      </w:r>
+      <w:proofErr w:type="spellStart"/>
+      <w:r>
+        <w:t>Brothers</w:t>
+      </w:r>
+      <w:proofErr w:type="spellEnd"/>
+      <w:r>
+        <w:t xml:space="preserve"> kupuje filmová práva na první a druhou knihu ze série. Rowlingová si vyhrazuje, aby nešlo o kreslený, nýbrž hraný film, a aby jí byl scénář předložen ke schválení. Klade důraz na dobré filmové ztvárnění famfrpálu a projevuje přání, zda by Hagrida nemohl hrát </w:t>
+      </w:r>
+      <w:proofErr w:type="spellStart"/>
+      <w:r>
+        <w:t>Robbie</w:t>
+      </w:r>
+      <w:proofErr w:type="spellEnd"/>
+      <w:r>
+        <w:t xml:space="preserve"> </w:t>
+      </w:r>
+      <w:proofErr w:type="spellStart"/>
+      <w:r>
+        <w:t>Coltrane</w:t>
+      </w:r>
+      <w:proofErr w:type="spellEnd"/>
+      <w:r>
+        <w:t xml:space="preserve">. Hračkářský gigant Mattel Inc., známý svými panenkami Barbie, kupuje od Warner </w:t>
+      </w:r>
+      <w:proofErr w:type="spellStart"/>
+      <w:r>
+        <w:t>Brothers</w:t>
+      </w:r>
+      <w:proofErr w:type="spellEnd"/>
+      <w:r>
+        <w:t xml:space="preserve"> všechna </w:t>
+      </w:r>
+      <w:proofErr w:type="spellStart"/>
+      <w:r>
+        <w:t>merchandisingová</w:t>
+      </w:r>
+      <w:proofErr w:type="spellEnd"/>
+      <w:r>
+        <w:t xml:space="preserve"> práva, firma </w:t>
+      </w:r>
+      <w:proofErr w:type="spellStart"/>
+      <w:r>
+        <w:t>Hasbro</w:t>
+      </w:r>
+      <w:proofErr w:type="spellEnd"/>
+      <w:r>
+        <w:t xml:space="preserve"> všechna práva týkající se hraček a stolních her.</w:t>
+      </w:r>
+    </w:p>
+    <w:p>
+      <w:pPr>
+        <w:pStyle w:val="Odstavecseseznamem"/>
+        <w:numPr>
+          <w:ilvl w:val="0"/>
+          <w:numId w:val="2"/>
+        </w:numPr>
+        <w:jc w:val="both"/>
+      </w:pPr>
+      <w:r>
+        <w:t xml:space="preserve">V lednu 2000 se Rowlingová dostává na 24. místo žebříčku nejlépe placených osobností světa časopisu Forbes. Před ní je americký basketbalista Michael Jordan, v těsném závěsu za ní pak zpěvačka </w:t>
+      </w:r>
+      <w:proofErr w:type="spellStart"/>
+      <w:r>
+        <w:t>Cher</w:t>
+      </w:r>
+      <w:proofErr w:type="spellEnd"/>
+      <w:r>
+        <w:t>. Autoři „</w:t>
+      </w:r>
+      <w:proofErr w:type="spellStart"/>
+      <w:r>
+        <w:t>megabestsellerů</w:t>
+      </w:r>
+      <w:proofErr w:type="spellEnd"/>
+      <w:r>
+        <w:t xml:space="preserve">“ </w:t>
+      </w:r>
+      <w:proofErr w:type="spellStart"/>
+      <w:r>
+        <w:t>Grisham</w:t>
+      </w:r>
+      <w:proofErr w:type="spellEnd"/>
+      <w:r>
+        <w:t xml:space="preserve">, </w:t>
+      </w:r>
+      <w:proofErr w:type="spellStart"/>
+      <w:r>
+        <w:t>Koontz</w:t>
+      </w:r>
+      <w:proofErr w:type="spellEnd"/>
+      <w:r>
+        <w:t xml:space="preserve"> či </w:t>
+      </w:r>
+      <w:proofErr w:type="spellStart"/>
+      <w:r>
+        <w:t>Crichton</w:t>
+      </w:r>
+      <w:proofErr w:type="spellEnd"/>
+      <w:r>
+        <w:t xml:space="preserve"> si o podobných příjmech mohou nechat zdát. Režisér a scénárista Steve </w:t>
+      </w:r>
+      <w:proofErr w:type="spellStart"/>
+      <w:r>
+        <w:t>Kloves</w:t>
+      </w:r>
+      <w:proofErr w:type="spellEnd"/>
+      <w:r>
+        <w:t xml:space="preserve"> začíná pracovat na scénáři k filmu Harry Potter. V březnu je celosvětový prodej prvních tří svazků, které byly již mezitím přeloženy do 35 jazyků, je odhadován na 35 milionů výtisků. V Německu prodeje přesáhly 1 milion kusů. V červnu je Rowlingová se svým majetkem odhadovaným na necelou 1 miliardu korun považována za třetí nejbohatší ženu ve Velké Británii. V červenci 2000 v Anglii a zároveň i ve Spojených státech vychází Harry Potter and </w:t>
+      </w:r>
+      <w:proofErr w:type="spellStart"/>
+      <w:r>
+        <w:t>the</w:t>
+      </w:r>
+      <w:proofErr w:type="spellEnd"/>
+      <w:r>
+        <w:t xml:space="preserve"> </w:t>
+      </w:r>
+      <w:proofErr w:type="spellStart"/>
+      <w:r>
+        <w:t>goblet</w:t>
+      </w:r>
+      <w:proofErr w:type="spellEnd"/>
+      <w:r>
+        <w:t xml:space="preserve"> </w:t>
+      </w:r>
+      <w:proofErr w:type="spellStart"/>
+      <w:r>
+        <w:t>of</w:t>
+      </w:r>
+      <w:proofErr w:type="spellEnd"/>
+      <w:r>
+        <w:t xml:space="preserve"> </w:t>
+      </w:r>
+      <w:proofErr w:type="spellStart"/>
+      <w:r>
+        <w:t>Fire</w:t>
+      </w:r>
+      <w:proofErr w:type="spellEnd"/>
+      <w:r>
+        <w:t xml:space="preserve">. V USA bylo jen v prodejní síti </w:t>
+      </w:r>
+      <w:proofErr w:type="spellStart"/>
+      <w:r>
+        <w:t>firmi</w:t>
+      </w:r>
+      <w:proofErr w:type="spellEnd"/>
+      <w:r>
+        <w:t xml:space="preserve"> </w:t>
+      </w:r>
+      <w:proofErr w:type="spellStart"/>
+      <w:r>
+        <w:t>Barnes&amp;Noble</w:t>
+      </w:r>
+      <w:proofErr w:type="spellEnd"/>
+      <w:r>
+        <w:t xml:space="preserve"> prodáno za 1. den 100 000 výtisků. V srpnu 2000 jsou dokončeny castingové práce na připravovaném filmu. Pro roli Harryho vybrali jedenáctiletého Daniela </w:t>
+      </w:r>
+      <w:proofErr w:type="spellStart"/>
+      <w:r>
+        <w:t>Radcliffa</w:t>
+      </w:r>
+      <w:proofErr w:type="spellEnd"/>
+      <w:r>
+        <w:t>. V říjnu v nakladatelství Albatros vychází druhá kniha Harry Potter a Tajemná komnata.</w:t>
+      </w:r>
+    </w:p>
+    <w:p>
+      <w:r>
+        <w:br w:type="page"/>
+      </w:r>
+    </w:p>
+    <w:p>
+      <w:pPr>
+        <w:pStyle w:val="Nadpis1"/>
+      </w:pPr>
+      <w:bookmarkStart w:id="10" w:name="_Toc227580314"/>
+      <w:bookmarkStart w:id="11" w:name="_Toc227582536"/>
+      <w:bookmarkStart w:id="12" w:name="_Toc227582568"/>
+      <w:bookmarkStart w:id="13" w:name="_Toc227582805"/>
+      <w:bookmarkStart w:id="14" w:name="_Toc227583039"/>
+      <w:r>
+        <w:lastRenderedPageBreak/>
+        <w:t>Příběhy Harryho Pottera</w:t>
+      </w:r>
+      <w:bookmarkEnd w:id="10"/>
+      <w:bookmarkEnd w:id="11"/>
+      <w:bookmarkEnd w:id="12"/>
+      <w:bookmarkEnd w:id="13"/>
+      <w:bookmarkEnd w:id="14"/>
+    </w:p>
+    <w:p>
+      <w:pPr>
+        <w:pStyle w:val="Nadpis2"/>
+      </w:pPr>
+      <w:bookmarkStart w:id="15" w:name="_Toc227580315"/>
+      <w:bookmarkStart w:id="16" w:name="_Toc227582537"/>
+      <w:bookmarkStart w:id="17" w:name="_Toc227582569"/>
+      <w:bookmarkStart w:id="18" w:name="_Toc227582806"/>
+      <w:bookmarkStart w:id="19" w:name="_Toc227583040"/>
+      <w:r>
+        <w:t>Harry Potter a Kámen Mudrců</w:t>
+      </w:r>
+      <w:bookmarkStart w:id="20" w:name="_Toc227580316"/>
+      <w:bookmarkEnd w:id="15"/>
+      <w:bookmarkEnd w:id="16"/>
+      <w:bookmarkEnd w:id="17"/>
+      <w:bookmarkEnd w:id="18"/>
+      <w:bookmarkEnd w:id="19"/>
+    </w:p>
+    <w:p>
+      <w:pPr>
+        <w:jc w:val="both"/>
+      </w:pPr>
+      <w:r>
+        <w:rPr>
+          <w:noProof/>
+        </w:rPr>
+        <w:drawing>
+          <wp:anchor distT="0" distB="0" distL="114300" distR="114300" simplePos="0" relativeHeight="251661312" behindDoc="0" locked="0" layoutInCell="1" allowOverlap="1" wp14:anchorId="54B21546" wp14:editId="31AAE9C8">
+            <wp:simplePos x="0" y="0"/>
+            <wp:positionH relativeFrom="column">
+              <wp:posOffset>3810</wp:posOffset>
+            </wp:positionH>
+            <wp:positionV relativeFrom="paragraph">
+              <wp:posOffset>735330</wp:posOffset>
+            </wp:positionV>
+            <wp:extent cx="942975" cy="1348740"/>
+            <wp:effectExtent l="0" t="0" r="0" b="3810"/>
+            <wp:wrapTight wrapText="bothSides">
+              <wp:wrapPolygon edited="0">
+                <wp:start x="0" y="0"/>
+                <wp:lineTo x="0" y="21356"/>
+                <wp:lineTo x="20945" y="21356"/>
+                <wp:lineTo x="20945" y="0"/>
+                <wp:lineTo x="0" y="0"/>
+              </wp:wrapPolygon>
+            </wp:wrapTight>
+            <wp:docPr id="2" name="Obrázek 2"/>
+            <wp:cNvGraphicFramePr>
+              <a:graphicFrameLocks xmlns:a="http://schemas.openxmlformats.org/drawingml/2006/main" noChangeAspect="1"/>
+            </wp:cNvGraphicFramePr>
+            <a:graphic xmlns:a="http://schemas.openxmlformats.org/drawingml/2006/main">
+              <a:graphicData uri="http://schemas.openxmlformats.org/drawingml/2006/picture">
+                <pic:pic xmlns:pic="http://schemas.openxmlformats.org/drawingml/2006/picture">
+                  <pic:nvPicPr>
+                    <pic:cNvPr id="2" name="Obrázek 2"/>
+                    <pic:cNvPicPr>
+                      <a:picLocks noChangeAspect="1"/>
+                    </pic:cNvPicPr>
+                  </pic:nvPicPr>
+                  <pic:blipFill>
+                    <a:blip r:embed="rId11">
+                      <a:extLst>
+                        <a:ext uri="{28A0092B-C50C-407E-A947-70E740481C1C}">
+                          <a14:useLocalDpi xmlns:a14="http://schemas.microsoft.com/office/drawing/2010/main" val="0"/>
+                        </a:ext>
+                      </a:extLst>
+                    </a:blip>
+                    <a:srcRect/>
+                    <a:stretch>
+                      <a:fillRect/>
+                    </a:stretch>
+                  </pic:blipFill>
+                  <pic:spPr bwMode="auto">
+                    <a:xfrm>
+                      <a:off x="0" y="0"/>
+                      <a:ext cx="942975" cy="1348740"/>
+                    </a:xfrm>
+                    <a:prstGeom prst="rect">
+                      <a:avLst/>
+                    </a:prstGeom>
+                    <a:noFill/>
+                    <a:ln>
+                      <a:noFill/>
+                    </a:ln>
+                  </pic:spPr>
+                </pic:pic>
+              </a:graphicData>
+            </a:graphic>
+          </wp:anchor>
+        </w:drawing>
+      </w:r>
+      <w:r>
+        <w:rPr>
+          <w:noProof/>
+        </w:rPr>
+        <mc:AlternateContent>
+          <mc:Choice Requires="wps">
+            <w:drawing>
+              <wp:anchor distT="0" distB="0" distL="114300" distR="114300" simplePos="0" relativeHeight="251663360" behindDoc="1" locked="0" layoutInCell="1" allowOverlap="1" wp14:anchorId="379824E2" wp14:editId="735DE668">
+                <wp:simplePos x="0" y="0"/>
+                <wp:positionH relativeFrom="margin">
+                  <wp:posOffset>0</wp:posOffset>
+                </wp:positionH>
+                <wp:positionV relativeFrom="paragraph">
+                  <wp:posOffset>2131495</wp:posOffset>
+                </wp:positionV>
+                <wp:extent cx="942975" cy="635"/>
+                <wp:effectExtent l="0" t="0" r="9525" b="8255"/>
+                <wp:wrapTight wrapText="bothSides">
+                  <wp:wrapPolygon edited="0">
+                    <wp:start x="0" y="0"/>
+                    <wp:lineTo x="0" y="20698"/>
+                    <wp:lineTo x="21382" y="20698"/>
+                    <wp:lineTo x="21382" y="0"/>
+                    <wp:lineTo x="0" y="0"/>
+                  </wp:wrapPolygon>
+                </wp:wrapTight>
+                <wp:docPr id="7" name="Textové pole 7"/>
+                <wp:cNvGraphicFramePr/>
+                <a:graphic xmlns:a="http://schemas.openxmlformats.org/drawingml/2006/main">
+                  <a:graphicData uri="http://schemas.microsoft.com/office/word/2010/wordprocessingShape">
+                    <wps:wsp>
+                      <wps:cNvSpPr txBox="1"/>
+                      <wps:spPr>
+                        <a:xfrm>
+                          <a:off x="0" y="0"/>
+                          <a:ext cx="942975" cy="635"/>
+                        </a:xfrm>
+                        <a:prstGeom prst="rect">
+                          <a:avLst/>
+                        </a:prstGeom>
+                        <a:solidFill>
+                          <a:prstClr val="white"/>
+                        </a:solidFill>
+                        <a:ln>
+                          <a:noFill/>
+                        </a:ln>
+                      </wps:spPr>
+                      <wps:txbx>
+                        <w:txbxContent>
+                          <w:p>
+                            <w:pPr>
+                              <w:pStyle w:val="Popisek"/>
+                              <w:rPr>
+                                <w:noProof/>
+                              </w:rPr>
+                            </w:pPr>
+                            <w:bookmarkStart w:id="21" w:name="_Toc227582978"/>
+                            <w:bookmarkStart w:id="22" w:name="_Toc227583022"/>
+                            <w:r>
+                              <w:t xml:space="preserve">Kniha </w:t>
+                            </w:r>
+                            <w:r>
+                              <w:fldChar w:fldCharType="begin"/>
+                            </w:r>
+                            <w:r>
+                              <w:instrText xml:space="preserve"> SEQ Kniha \* ARABIC </w:instrText>
+                            </w:r>
+                            <w:r>
+                              <w:fldChar w:fldCharType="separate"/>
+                            </w:r>
+                            <w:r>
+                              <w:rPr>
+                                <w:noProof/>
+                              </w:rPr>
+                              <w:t>1</w:t>
+                            </w:r>
+                            <w:bookmarkEnd w:id="21"/>
+                            <w:bookmarkEnd w:id="22"/>
+                            <w:r>
+                              <w:fldChar w:fldCharType="end"/>
+                            </w:r>
+                          </w:p>
+                        </w:txbxContent>
+                      </wps:txbx>
+                      <wps:bodyPr rot="0" spcFirstLastPara="0" vertOverflow="overflow" horzOverflow="overflow" vert="horz" wrap="square" lIns="0" tIns="0" rIns="0" bIns="0" numCol="1" spcCol="0" rtlCol="0" fromWordArt="0" anchor="t" anchorCtr="0" forceAA="0" compatLnSpc="1">
+                        <a:prstTxWarp prst="textNoShape">
+                          <a:avLst/>
+                        </a:prstTxWarp>
+                        <a:spAutoFit/>
+                      </wps:bodyPr>
+                    </wps:wsp>
+                  </a:graphicData>
+                </a:graphic>
+              </wp:anchor>
+            </w:drawing>
+          </mc:Choice>
+          <mc:Fallback>
+            <w:pict>
+              <v:shapetype w14:anchorId="379824E2" id="_x0000_t202" coordsize="21600,21600" o:spt="202" path="m,l,21600r21600,l21600,xe">
+                <v:stroke joinstyle="miter"/>
+                <v:path gradientshapeok="t" o:connecttype="rect"/>
+              </v:shapetype>
+              <v:shape id="Textové pole 7" o:spid="_x0000_s1026" type="#_x0000_t202" style="position:absolute;left:0;text-align:left;margin-left:0;margin-top:167.85pt;width:74.25pt;height:.05pt;z-index:-251653120;visibility:visible;mso-wrap-style:square;mso-wrap-distance-left:9pt;mso-wrap-distance-top:0;mso-wrap-distance-right:9pt;mso-wrap-distance-bottom:0;mso-position-horizontal:absolute;mso-position-horizontal-relative:margin;mso-position-vertical:absolute;mso-position-vertical-relative:text;v-text-anchor:top" o:gfxdata="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" stroked="f">
+                <v:textbox style="mso-fit-shape-to-text:t" inset="0,0,0,0">
+                  <w:txbxContent>
+                    <w:p>
+                      <w:pPr>
+                        <w:pStyle w:val="Popisek"/>
+                        <w:rPr>
+                          <w:noProof/>
+                        </w:rPr>
+                      </w:pPr>
+                      <w:bookmarkStart w:id="23" w:name="_Toc227582978"/>
+                      <w:bookmarkStart w:id="24" w:name="_Toc227583022"/>
+                      <w:r>
+                        <w:t xml:space="preserve">Kniha </w:t>
+                      </w:r>
+                      <w:r>
+                        <w:fldChar w:fldCharType="begin"/>
+                      </w:r>
+                      <w:r>
+                        <w:instrText xml:space="preserve"> SEQ Kniha \* ARABIC </w:instrText>
+                      </w:r>
+                      <w:r>
+                        <w:fldChar w:fldCharType="separate"/>
+                      </w:r>
+                      <w:r>
+                        <w:rPr>
+                          <w:noProof/>
+                        </w:rPr>
+                        <w:t>1</w:t>
+                      </w:r>
+                      <w:bookmarkEnd w:id="23"/>
+                      <w:bookmarkEnd w:id="24"/>
+                      <w:r>
+                        <w:fldChar w:fldCharType="end"/>
+                      </w:r>
+                    </w:p>
+                  </w:txbxContent>
+                </v:textbox>
+                <w10:wrap type="tight" anchorx="margin"/>
+              </v:shape>
+            </w:pict>
+          </mc:Fallback>
+        </mc:AlternateContent>
+      </w:r>
+      <w:r>
+        <w:t xml:space="preserve">Harry Potter si myslí, že je obyčejný kluk. Když byl ještě malý, zemřeli mu rodiče a on zná jen těžký život u strýce, tety a jejich tlustého a rozmazleného synka </w:t>
+      </w:r>
+      <w:proofErr w:type="spellStart"/>
+      <w:r>
+        <w:t>Dudleyho</w:t>
+      </w:r>
+      <w:proofErr w:type="spellEnd"/>
+      <w:r>
+        <w:t>. Vše se ale změní ve chvíli, kdy mu poštovní sova přinese záhadný dopis – pozvánku ke studiu na Škole čar a kouzel v Bradavicích, a obr Hagrid mu prozradí, že je kouzelník!</w:t>
+      </w:r>
+      <w:r>
+        <w:t xml:space="preserve"> </w:t>
+      </w:r>
+      <w:r>
+        <w:br/>
+      </w:r>
+      <w:r>
+        <w:t xml:space="preserve">Harry neváhá ani vteřinu a odjíždí do Bradavic, kde potká své nejlepší </w:t>
+      </w:r>
+      <w:proofErr w:type="gramStart"/>
+      <w:r>
+        <w:t>kamarády - Rona</w:t>
+      </w:r>
+      <w:proofErr w:type="gramEnd"/>
+      <w:r>
+        <w:t xml:space="preserve"> </w:t>
+      </w:r>
+      <w:proofErr w:type="spellStart"/>
+      <w:r>
+        <w:t>Weasleyho</w:t>
+      </w:r>
+      <w:proofErr w:type="spellEnd"/>
+      <w:r>
+        <w:t xml:space="preserve"> a Hermionu </w:t>
+      </w:r>
+      <w:proofErr w:type="spellStart"/>
+      <w:r>
+        <w:t>Grangerovou</w:t>
+      </w:r>
+      <w:proofErr w:type="spellEnd"/>
+      <w:r>
+        <w:t>, naučí se ovládat své kouzelnické schopnosti, stane se členem školního týmu Famfrpálu – populárního kouzelnického sportu na košťatech a především svede bitvu s Voldemortem, Pánem zla.</w:t>
+      </w:r>
+      <w:bookmarkEnd w:id="20"/>
+    </w:p>
+    <w:p>
+      <w:pPr>
+        <w:pStyle w:val="Nadpis2"/>
+      </w:pPr>
+      <w:bookmarkStart w:id="25" w:name="_Toc227582538"/>
+      <w:bookmarkStart w:id="26" w:name="_Toc227582570"/>
+      <w:bookmarkStart w:id="27" w:name="_Toc227582807"/>
+      <w:bookmarkStart w:id="28" w:name="_Toc227583041"/>
+      <w:r>
+        <w:t>Harry Potter a Tajemná komnata</w:t>
+      </w:r>
+      <w:bookmarkEnd w:id="25"/>
+      <w:bookmarkEnd w:id="26"/>
+      <w:bookmarkEnd w:id="27"/>
+      <w:bookmarkEnd w:id="28"/>
+    </w:p>
+    <w:p>
+      <w:pPr>
+        <w:jc w:val="both"/>
+      </w:pPr>
+      <w:r>
+        <w:rPr>
+          <w:noProof/>
+        </w:rPr>
+        <mc:AlternateContent>
+          <mc:Choice Requires="wps">
+            <w:drawing>
+              <wp:anchor distT="0" distB="0" distL="114300" distR="114300" simplePos="0" relativeHeight="251666432" behindDoc="0" locked="0" layoutInCell="1" allowOverlap="1" wp14:anchorId="7C38CCBD" wp14:editId="42B1F6C9">
+                <wp:simplePos x="0" y="0"/>
+                <wp:positionH relativeFrom="margin">
+                  <wp:align>center</wp:align>
+                </wp:positionH>
+                <wp:positionV relativeFrom="paragraph">
+                  <wp:posOffset>1914725</wp:posOffset>
+                </wp:positionV>
+                <wp:extent cx="953135" cy="635"/>
+                <wp:effectExtent l="0" t="0" r="0" b="0"/>
+                <wp:wrapTopAndBottom/>
+                <wp:docPr id="9" name="Textové pole 9"/>
+                <wp:cNvGraphicFramePr/>
+                <a:graphic xmlns:a="http://schemas.openxmlformats.org/drawingml/2006/main">
+                  <a:graphicData uri="http://schemas.microsoft.com/office/word/2010/wordprocessingShape">
+                    <wps:wsp>
+                      <wps:cNvSpPr txBox="1"/>
+                      <wps:spPr>
+                        <a:xfrm>
+                          <a:off x="0" y="0"/>
+                          <a:ext cx="953135" cy="635"/>
+                        </a:xfrm>
+                        <a:prstGeom prst="rect">
+                          <a:avLst/>
+                        </a:prstGeom>
+                        <a:solidFill>
+                          <a:prstClr val="white"/>
+                        </a:solidFill>
+                        <a:ln>
+                          <a:noFill/>
+                        </a:ln>
+                      </wps:spPr>
+                      <wps:txbx>
+                        <w:txbxContent>
+                          <w:p>
+                            <w:pPr>
+                              <w:pStyle w:val="Popisek"/>
+                              <w:rPr>
+                                <w:noProof/>
+                              </w:rPr>
+                            </w:pPr>
+                            <w:bookmarkStart w:id="29" w:name="_Toc227582979"/>
+                            <w:bookmarkStart w:id="30" w:name="_Toc227583023"/>
+                            <w:r>
+                              <w:t xml:space="preserve">Kniha </w:t>
+                            </w:r>
+                            <w:r>
+                              <w:fldChar w:fldCharType="begin"/>
+                            </w:r>
+                            <w:r>
+                              <w:instrText xml:space="preserve"> SEQ Kniha \* ARABIC </w:instrText>
+                            </w:r>
+                            <w:r>
+                              <w:fldChar w:fldCharType="separate"/>
+                            </w:r>
+                            <w:r>
+                              <w:rPr>
+                                <w:noProof/>
+                              </w:rPr>
+                              <w:t>2</w:t>
+                            </w:r>
+                            <w:bookmarkEnd w:id="29"/>
+                            <w:bookmarkEnd w:id="30"/>
+                            <w:r>
+                              <w:fldChar w:fldCharType="end"/>
+                            </w:r>
+                          </w:p>
+                        </w:txbxContent>
+                      </wps:txbx>
+                      <wps:bodyPr rot="0" spcFirstLastPara="0" vertOverflow="overflow" horzOverflow="overflow" vert="horz" wrap="square" lIns="0" tIns="0" rIns="0" bIns="0" numCol="1" spcCol="0" rtlCol="0" fromWordArt="0" anchor="t" anchorCtr="0" forceAA="0" compatLnSpc="1">
+                        <a:prstTxWarp prst="textNoShape">
+                          <a:avLst/>
+                        </a:prstTxWarp>
+                        <a:spAutoFit/>
+                      </wps:bodyPr>
+                    </wps:wsp>
+                  </a:graphicData>
+                </a:graphic>
+              </wp:anchor>
+            </w:drawing>
+          </mc:Choice>
+          <mc:Fallback>
+            <w:pict>
+              <v:shape w14:anchorId="7C38CCBD" id="Textové pole 9" o:spid="_x0000_s1027" type="#_x0000_t202" style="position:absolute;left:0;text-align:left;margin-left:0;margin-top:150.75pt;width:75.05pt;height:.05pt;z-index:251666432;visibility:visible;mso-wrap-style:square;mso-wrap-distance-left:9pt;mso-wrap-distance-top:0;mso-wrap-distance-right:9pt;mso-wrap-distance-bottom:0;mso-position-horizontal:center;mso-position-horizontal-relative:margin;mso-position-vertical:absolute;mso-position-vertical-relative:text;v-text-anchor:top" o:gfxdata="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" stroked="f">
+                <v:textbox style="mso-fit-shape-to-text:t" inset="0,0,0,0">
+                  <w:txbxContent>
+                    <w:p>
+                      <w:pPr>
+                        <w:pStyle w:val="Popisek"/>
+                        <w:rPr>
+                          <w:noProof/>
+                        </w:rPr>
+                      </w:pPr>
+                      <w:bookmarkStart w:id="31" w:name="_Toc227582979"/>
+                      <w:bookmarkStart w:id="32" w:name="_Toc227583023"/>
+                      <w:r>
+                        <w:t xml:space="preserve">Kniha </w:t>
+                      </w:r>
+                      <w:r>
+                        <w:fldChar w:fldCharType="begin"/>
+                      </w:r>
+                      <w:r>
+                        <w:instrText xml:space="preserve"> SEQ Kniha \* ARABIC </w:instrText>
+                      </w:r>
+                      <w:r>
+                        <w:fldChar w:fldCharType="separate"/>
+                      </w:r>
+                      <w:r>
+                        <w:rPr>
+                          <w:noProof/>
+                        </w:rPr>
+                        <w:t>2</w:t>
+                      </w:r>
+                      <w:bookmarkEnd w:id="31"/>
+                      <w:bookmarkEnd w:id="32"/>
+                      <w:r>
+                        <w:fldChar w:fldCharType="end"/>
+                      </w:r>
+                    </w:p>
+                  </w:txbxContent>
+                </v:textbox>
+                <w10:wrap type="topAndBottom" anchorx="margin"/>
+              </v:shape>
+            </w:pict>
+          </mc:Fallback>
+        </mc:AlternateContent>
+      </w:r>
+      <w:r>
+        <w:rPr>
+          <w:noProof/>
+        </w:rPr>
+        <w:drawing>
+          <wp:anchor distT="0" distB="0" distL="114300" distR="114300" simplePos="0" relativeHeight="251664384" behindDoc="0" locked="0" layoutInCell="1" allowOverlap="1" wp14:anchorId="4174202A" wp14:editId="2F478BFC">
+            <wp:simplePos x="0" y="0"/>
+            <wp:positionH relativeFrom="margin">
+              <wp:align>center</wp:align>
+            </wp:positionH>
+            <wp:positionV relativeFrom="paragraph">
+              <wp:posOffset>529055</wp:posOffset>
+            </wp:positionV>
+            <wp:extent cx="953135" cy="1386205"/>
+            <wp:effectExtent l="0" t="0" r="0" b="4445"/>
+            <wp:wrapTopAndBottom/>
+            <wp:docPr id="8" name="Obrázek 8"/>
+            <wp:cNvGraphicFramePr>
+              <a:graphicFrameLocks xmlns:a="http://schemas.openxmlformats.org/drawingml/2006/main" noChangeAspect="1"/>
+            </wp:cNvGraphicFramePr>
+            <a:graphic xmlns:a="http://schemas.openxmlformats.org/drawingml/2006/main">
+              <a:graphicData uri="http://schemas.openxmlformats.org/drawingml/2006/picture">
+                <pic:pic xmlns:pic="http://schemas.openxmlformats.org/drawingml/2006/picture">
+                  <pic:nvPicPr>
+                    <pic:cNvPr id="0" name="Picture 2"/>
+                    <pic:cNvPicPr>
+                      <a:picLocks noChangeAspect="1" noChangeArrowheads="1"/>
+                    </pic:cNvPicPr>
+                  </pic:nvPicPr>
+                  <pic:blipFill>
+                    <a:blip r:embed="rId12">
+                      <a:extLst>
+                        <a:ext uri="{28A0092B-C50C-407E-A947-70E740481C1C}">
+                          <a14:useLocalDpi xmlns:a14="http://schemas.microsoft.com/office/drawing/2010/main" val="0"/>
+                        </a:ext>
+                      </a:extLst>
+                    </a:blip>
+                    <a:srcRect/>
+                    <a:stretch>
+                      <a:fillRect/>
+                    </a:stretch>
+                  </pic:blipFill>
+                  <pic:spPr bwMode="auto">
+                    <a:xfrm>
+                      <a:off x="0" y="0"/>
+                      <a:ext cx="953135" cy="1386205"/>
+                    </a:xfrm>
+                    <a:prstGeom prst="rect">
+                      <a:avLst/>
+                    </a:prstGeom>
+                    <a:noFill/>
+                    <a:ln>
+                      <a:noFill/>
+                    </a:ln>
+                  </pic:spPr>
+                </pic:pic>
+              </a:graphicData>
+            </a:graphic>
+          </wp:anchor>
+        </w:drawing>
+      </w:r>
+      <w:r>
+        <w:t xml:space="preserve">Prázdniny po prvním roce v Bradavicích byly u strýce a tety k nevydržení. Chovali se k Harrymu tak hrozně, že se nemohl dočkat návratu do Školy čar a kouzel. Jenže těsně před odjezdem Harryho varuje podivné stvoření – skřítek </w:t>
+      </w:r>
+      <w:proofErr w:type="spellStart"/>
+      <w:r>
+        <w:t>Dobby</w:t>
+      </w:r>
+      <w:proofErr w:type="spellEnd"/>
+      <w:r>
+        <w:t>. Když se prý do školy vrátí, stane se katastrofa!</w:t>
+      </w:r>
+    </w:p>
+    <w:p>
+      <w:pPr>
+        <w:jc w:val="both"/>
+      </w:pPr>
+      <w:r>
+        <w:t xml:space="preserve">A dějí se skutečně hrůzné věci. Kromě toho, že mají nového profesora na obranu proti černé magii, vychloubačného Zlatoslava </w:t>
+      </w:r>
+      <w:proofErr w:type="spellStart"/>
+      <w:r>
+        <w:t>Lockharta</w:t>
+      </w:r>
+      <w:proofErr w:type="spellEnd"/>
+      <w:r>
+        <w:t xml:space="preserve">, že na dívčích záchodcích straší ufňukaná Uršula a Ronova sestra </w:t>
+      </w:r>
+      <w:proofErr w:type="spellStart"/>
+      <w:r>
+        <w:t>Ginny</w:t>
+      </w:r>
+      <w:proofErr w:type="spellEnd"/>
+      <w:r>
+        <w:t xml:space="preserve"> věnuje Harrymu přílišnou pozornost, jakási tajemná síla začne přeměňovat studenty </w:t>
+      </w:r>
+      <w:proofErr w:type="spellStart"/>
+      <w:r>
+        <w:t>bradavické</w:t>
+      </w:r>
+      <w:proofErr w:type="spellEnd"/>
+      <w:r>
+        <w:t xml:space="preserve"> školy v kámen! Nikdo neví, kde se vzala. Že by v tom měl prsty zlý Malfoy, nebo Hagrid, o jehož tajemné minulosti nikdo nic neví? Nebo dokonce snad samotný Harry …?</w:t>
+      </w:r>
+    </w:p>
+    <w:p>
+      <w:pPr>
+        <w:pStyle w:val="Nadpis2"/>
+      </w:pPr>
+      <w:bookmarkStart w:id="33" w:name="_Toc227582539"/>
+      <w:bookmarkStart w:id="34" w:name="_Toc227582571"/>
+      <w:bookmarkStart w:id="35" w:name="_Toc227582808"/>
+      <w:bookmarkStart w:id="36" w:name="_Toc227583042"/>
+      <w:r>
+        <w:lastRenderedPageBreak/>
+        <w:t>Harry Potter a vězeň z Azkabanu</w:t>
+      </w:r>
+      <w:bookmarkEnd w:id="33"/>
+      <w:bookmarkEnd w:id="34"/>
+      <w:bookmarkEnd w:id="35"/>
+      <w:bookmarkEnd w:id="36"/>
+    </w:p>
+    <w:p>
+      <w:pPr>
+        <w:jc w:val="both"/>
+      </w:pPr>
+      <w:r>
+        <w:rPr>
+          <w:noProof/>
+        </w:rPr>
+        <w:drawing>
+          <wp:anchor distT="0" distB="0" distL="114300" distR="114300" simplePos="0" relativeHeight="251667456" behindDoc="1" locked="0" layoutInCell="1" allowOverlap="1" wp14:anchorId="5E8CD75B" wp14:editId="37BF4263">
+            <wp:simplePos x="0" y="0"/>
+            <wp:positionH relativeFrom="margin">
+              <wp:posOffset>2498725</wp:posOffset>
+            </wp:positionH>
+            <wp:positionV relativeFrom="paragraph">
+              <wp:posOffset>309880</wp:posOffset>
+            </wp:positionV>
+            <wp:extent cx="760095" cy="1270635"/>
+            <wp:effectExtent l="0" t="0" r="1905" b="5715"/>
+            <wp:wrapTight wrapText="bothSides">
+              <wp:wrapPolygon edited="0">
+                <wp:start x="0" y="0"/>
+                <wp:lineTo x="0" y="21373"/>
+                <wp:lineTo x="21113" y="21373"/>
+                <wp:lineTo x="21113" y="0"/>
+                <wp:lineTo x="0" y="0"/>
+              </wp:wrapPolygon>
+            </wp:wrapTight>
+            <wp:docPr id="10" name="Obrázek 10"/>
+            <wp:cNvGraphicFramePr>
+              <a:graphicFrameLocks xmlns:a="http://schemas.openxmlformats.org/drawingml/2006/main" noChangeAspect="1"/>
+            </wp:cNvGraphicFramePr>
+            <a:graphic xmlns:a="http://schemas.openxmlformats.org/drawingml/2006/main">
+              <a:graphicData uri="http://schemas.openxmlformats.org/drawingml/2006/picture">
+                <pic:pic xmlns:pic="http://schemas.openxmlformats.org/drawingml/2006/picture">
+                  <pic:nvPicPr>
+                    <pic:cNvPr id="0" name="Picture 3"/>
+                    <pic:cNvPicPr>
+                      <a:picLocks noChangeAspect="1" noChangeArrowheads="1"/>
+                    </pic:cNvPicPr>
+                  </pic:nvPicPr>
+                  <pic:blipFill>
+                    <a:blip r:embed="rId13">
+                      <a:extLst>
+                        <a:ext uri="{28A0092B-C50C-407E-A947-70E740481C1C}">
+                          <a14:useLocalDpi xmlns:a14="http://schemas.microsoft.com/office/drawing/2010/main" val="0"/>
+                        </a:ext>
+                      </a:extLst>
+                    </a:blip>
+                    <a:srcRect/>
+                    <a:stretch>
+                      <a:fillRect/>
+                    </a:stretch>
+                  </pic:blipFill>
+                  <pic:spPr bwMode="auto">
+                    <a:xfrm>
+                      <a:off x="0" y="0"/>
+                      <a:ext cx="760095" cy="1270635"/>
+                    </a:xfrm>
+                    <a:prstGeom prst="rect">
+                      <a:avLst/>
+                    </a:prstGeom>
+                    <a:noFill/>
+                    <a:ln>
+                      <a:noFill/>
+                    </a:ln>
+                  </pic:spPr>
+                </pic:pic>
+              </a:graphicData>
+            </a:graphic>
+            <wp14:sizeRelH relativeFrom="page">
+              <wp14:pctWidth>0</wp14:pctWidth>
+            </wp14:sizeRelH>
+            <wp14:sizeRelV relativeFrom="page">
+              <wp14:pctHeight>0</wp14:pctHeight>
+            </wp14:sizeRelV>
+          </wp:anchor>
+        </w:drawing>
+      </w:r>
+      <w:r>
+        <w:rPr>
+          <w:noProof/>
+        </w:rPr>
+        <mc:AlternateContent>
+          <mc:Choice Requires="wps">
+            <w:drawing>
+              <wp:anchor distT="0" distB="0" distL="114300" distR="114300" simplePos="0" relativeHeight="251669504" behindDoc="1" locked="0" layoutInCell="1" allowOverlap="1" wp14:anchorId="247E5DF4" wp14:editId="2975C36B">
+                <wp:simplePos x="0" y="0"/>
+                <wp:positionH relativeFrom="margin">
+                  <wp:posOffset>2536825</wp:posOffset>
+                </wp:positionH>
+                <wp:positionV relativeFrom="paragraph">
+                  <wp:posOffset>1620219</wp:posOffset>
+                </wp:positionV>
+                <wp:extent cx="682625" cy="635"/>
+                <wp:effectExtent l="0" t="0" r="3175" b="8255"/>
+                <wp:wrapTight wrapText="bothSides">
+                  <wp:wrapPolygon edited="0">
+                    <wp:start x="0" y="0"/>
+                    <wp:lineTo x="0" y="20698"/>
+                    <wp:lineTo x="21098" y="20698"/>
+                    <wp:lineTo x="21098" y="0"/>
+                    <wp:lineTo x="0" y="0"/>
+                  </wp:wrapPolygon>
+                </wp:wrapTight>
+                <wp:docPr id="11" name="Textové pole 11"/>
+                <wp:cNvGraphicFramePr/>
+                <a:graphic xmlns:a="http://schemas.openxmlformats.org/drawingml/2006/main">
+                  <a:graphicData uri="http://schemas.microsoft.com/office/word/2010/wordprocessingShape">
+                    <wps:wsp>
+                      <wps:cNvSpPr txBox="1"/>
+                      <wps:spPr>
+                        <a:xfrm>
+                          <a:off x="0" y="0"/>
+                          <a:ext cx="682625" cy="635"/>
+                        </a:xfrm>
+                        <a:prstGeom prst="rect">
+                          <a:avLst/>
+                        </a:prstGeom>
+                        <a:solidFill>
+                          <a:prstClr val="white"/>
+                        </a:solidFill>
+                        <a:ln>
+                          <a:noFill/>
+                        </a:ln>
+                      </wps:spPr>
+                      <wps:txbx>
+                        <w:txbxContent>
+                          <w:p>
+                            <w:pPr>
+                              <w:pStyle w:val="Popisek"/>
+                              <w:rPr>
+                                <w:noProof/>
+                              </w:rPr>
+                            </w:pPr>
+                            <w:bookmarkStart w:id="37" w:name="_Toc227582980"/>
+                            <w:bookmarkStart w:id="38" w:name="_Toc227583024"/>
+                            <w:r>
+                              <w:t xml:space="preserve">Kniha </w:t>
+                            </w:r>
+                            <w:r>
+                              <w:fldChar w:fldCharType="begin"/>
+                            </w:r>
+                            <w:r>
+                              <w:instrText xml:space="preserve"> SEQ Kniha \* ARABIC </w:instrText>
+                            </w:r>
+                            <w:r>
+                              <w:fldChar w:fldCharType="separate"/>
+                            </w:r>
+                            <w:r>
+                              <w:rPr>
+                                <w:noProof/>
+                              </w:rPr>
+                              <w:t>3</w:t>
+                            </w:r>
+                            <w:bookmarkEnd w:id="37"/>
+                            <w:bookmarkEnd w:id="38"/>
+                            <w:r>
+                              <w:fldChar w:fldCharType="end"/>
+                            </w:r>
+                          </w:p>
+                        </w:txbxContent>
+                      </wps:txbx>
+                      <wps:bodyPr rot="0" spcFirstLastPara="0" vertOverflow="overflow" horzOverflow="overflow" vert="horz" wrap="square" lIns="0" tIns="0" rIns="0" bIns="0" numCol="1" spcCol="0" rtlCol="0" fromWordArt="0" anchor="t" anchorCtr="0" forceAA="0" compatLnSpc="1">
+                        <a:prstTxWarp prst="textNoShape">
+                          <a:avLst/>
+                        </a:prstTxWarp>
+                        <a:spAutoFit/>
+                      </wps:bodyPr>
+                    </wps:wsp>
+                  </a:graphicData>
+                </a:graphic>
+                <wp14:sizeRelH relativeFrom="margin">
+                  <wp14:pctWidth>0</wp14:pctWidth>
+                </wp14:sizeRelH>
+              </wp:anchor>
+            </w:drawing>
+          </mc:Choice>
+          <mc:Fallback>
+            <w:pict>
+              <v:shape w14:anchorId="247E5DF4" id="Textové pole 11" o:spid="_x0000_s1028" type="#_x0000_t202" style="position:absolute;left:0;text-align:left;margin-left:199.75pt;margin-top:127.6pt;width:53.75pt;height:.05pt;z-index:-251646976;visibility:visible;mso-wrap-style:square;mso-width-percent:0;mso-wrap-distance-left:9pt;mso-wrap-distance-top:0;mso-wrap-distance-right:9pt;mso-wrap-distance-bottom:0;mso-position-horizontal:absolute;mso-position-horizontal-relative:margin;mso-position-vertical:absolute;mso-position-vertical-relative:text;mso-width-percent:0;mso-width-relative:margin;v-text-anchor:top" o:gfxdata="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" stroked="f">
+                <v:textbox style="mso-fit-shape-to-text:t" inset="0,0,0,0">
+                  <w:txbxContent>
+                    <w:p>
+                      <w:pPr>
+                        <w:pStyle w:val="Popisek"/>
+                        <w:rPr>
+                          <w:noProof/>
+                        </w:rPr>
+                      </w:pPr>
+                      <w:bookmarkStart w:id="39" w:name="_Toc227582980"/>
+                      <w:bookmarkStart w:id="40" w:name="_Toc227583024"/>
+                      <w:r>
+                        <w:t xml:space="preserve">Kniha </w:t>
+                      </w:r>
+                      <w:r>
+                        <w:fldChar w:fldCharType="begin"/>
+                      </w:r>
+                      <w:r>
+                        <w:instrText xml:space="preserve"> SEQ Kniha \* ARABIC </w:instrText>
+                      </w:r>
+                      <w:r>
+                        <w:fldChar w:fldCharType="separate"/>
+                      </w:r>
+                      <w:r>
+                        <w:rPr>
+                          <w:noProof/>
+                        </w:rPr>
+                        <w:t>3</w:t>
+                      </w:r>
+                      <w:bookmarkEnd w:id="39"/>
+                      <w:bookmarkEnd w:id="40"/>
+                      <w:r>
+                        <w:fldChar w:fldCharType="end"/>
+                      </w:r>
+                    </w:p>
+                  </w:txbxContent>
+                </v:textbox>
+                <w10:wrap type="tight" anchorx="margin"/>
+              </v:shape>
+            </w:pict>
+          </mc:Fallback>
+        </mc:AlternateContent>
+      </w:r>
+      <w:r>
+        <w:t xml:space="preserve">Harry Potter a jeho kamarádi Ron a Hermiona jsou už ve třetím ročníku </w:t>
+      </w:r>
+      <w:proofErr w:type="spellStart"/>
+      <w:r>
+        <w:t>bradavické</w:t>
+      </w:r>
+      <w:proofErr w:type="spellEnd"/>
+      <w:r>
+        <w:t xml:space="preserve"> Školy čar a kouzel. Harry se nemohl dočkat začátku školního roku, když ale přijede do Bradavic, panuje tam napjatá atmosféra a strach. Proč? Na svobodu uprchl vězeň z Azkabanu, nebezpečný vrah </w:t>
+      </w:r>
+      <w:proofErr w:type="spellStart"/>
+      <w:r>
+        <w:t>Sirius</w:t>
+      </w:r>
+      <w:proofErr w:type="spellEnd"/>
+      <w:r>
+        <w:t xml:space="preserve"> Black – prý nástupce lorda Voldemorta, Pána zla. A stopa </w:t>
+      </w:r>
+      <w:proofErr w:type="gramStart"/>
+      <w:r>
+        <w:t>vede - kam</w:t>
+      </w:r>
+      <w:proofErr w:type="gramEnd"/>
+      <w:r>
+        <w:t xml:space="preserve"> jinam, než do školy v Bradavicích. Proto je na obranu povolán strážce Azkabanu, který slyšel </w:t>
+      </w:r>
+      <w:proofErr w:type="spellStart"/>
+      <w:r>
+        <w:t>Siriuse</w:t>
+      </w:r>
+      <w:proofErr w:type="spellEnd"/>
+      <w:r>
+        <w:t xml:space="preserve"> Blacka mluvit ze spaní. Říkal: „ON je v Bradavicích.“ Harry je v nebezpečí a neochrání ho ani zdi </w:t>
+      </w:r>
+      <w:proofErr w:type="spellStart"/>
+      <w:r>
+        <w:t>bradavické</w:t>
+      </w:r>
+      <w:proofErr w:type="spellEnd"/>
+      <w:r>
+        <w:t xml:space="preserve"> školy, ani jeho přátelé. Zrádce se může skrývat přímo ve škole….</w:t>
+      </w:r>
+    </w:p>
+    <w:p>
+      <w:pPr>
+        <w:pStyle w:val="Nadpis2"/>
+        <w:jc w:val="both"/>
+      </w:pPr>
+      <w:bookmarkStart w:id="41" w:name="_Toc227582540"/>
+      <w:bookmarkStart w:id="42" w:name="_Toc227582572"/>
+      <w:bookmarkStart w:id="43" w:name="_Toc227582809"/>
+      <w:bookmarkStart w:id="44" w:name="_Toc227583043"/>
+      <w:r>
+        <w:t>Harry Potter a Ohnivý pohár</w:t>
+      </w:r>
+      <w:bookmarkEnd w:id="41"/>
+      <w:bookmarkEnd w:id="42"/>
+      <w:bookmarkEnd w:id="43"/>
+      <w:bookmarkEnd w:id="44"/>
+    </w:p>
+    <w:p>
+      <w:pPr>
+        <w:jc w:val="both"/>
+      </w:pPr>
+      <w:r>
+        <w:rPr>
+          <w:noProof/>
+        </w:rPr>
+        <mc:AlternateContent>
+          <mc:Choice Requires="wps">
+            <w:drawing>
+              <wp:anchor distT="0" distB="0" distL="114300" distR="114300" simplePos="0" relativeHeight="251672576" behindDoc="0" locked="0" layoutInCell="1" allowOverlap="1" wp14:anchorId="3D68ADD9" wp14:editId="3B0F3D14">
+                <wp:simplePos x="0" y="0"/>
+                <wp:positionH relativeFrom="margin">
+                  <wp:align>center</wp:align>
+                </wp:positionH>
+                <wp:positionV relativeFrom="paragraph">
+                  <wp:posOffset>2923540</wp:posOffset>
+                </wp:positionV>
+                <wp:extent cx="914400" cy="635"/>
+                <wp:effectExtent l="0" t="0" r="0" b="8255"/>
+                <wp:wrapTopAndBottom/>
+                <wp:docPr id="13" name="Textové pole 13"/>
+                <wp:cNvGraphicFramePr/>
+                <a:graphic xmlns:a="http://schemas.openxmlformats.org/drawingml/2006/main">
+                  <a:graphicData uri="http://schemas.microsoft.com/office/word/2010/wordprocessingShape">
+                    <wps:wsp>
+                      <wps:cNvSpPr txBox="1"/>
+                      <wps:spPr>
+                        <a:xfrm>
+                          <a:off x="0" y="0"/>
+                          <a:ext cx="914400" cy="635"/>
+                        </a:xfrm>
+                        <a:prstGeom prst="rect">
+                          <a:avLst/>
+                        </a:prstGeom>
+                        <a:solidFill>
+                          <a:prstClr val="white"/>
+                        </a:solidFill>
+                        <a:ln>
+                          <a:noFill/>
+                        </a:ln>
+                      </wps:spPr>
+                      <wps:txbx>
+                        <w:txbxContent>
+                          <w:p>
+                            <w:pPr>
+                              <w:pStyle w:val="Popisek"/>
+                              <w:rPr>
+                                <w:noProof/>
+                              </w:rPr>
+                            </w:pPr>
+                            <w:bookmarkStart w:id="45" w:name="_Toc227582981"/>
+                            <w:bookmarkStart w:id="46" w:name="_Toc227583025"/>
+                            <w:r>
+                              <w:t xml:space="preserve">Kniha </w:t>
+                            </w:r>
+                            <w:r>
+                              <w:fldChar w:fldCharType="begin"/>
+                            </w:r>
+                            <w:r>
+                              <w:instrText xml:space="preserve"> SEQ Kniha \* ARABIC </w:instrText>
+                            </w:r>
+                            <w:r>
+                              <w:fldChar w:fldCharType="separate"/>
+                            </w:r>
+                            <w:r>
+                              <w:rPr>
+                                <w:noProof/>
+                              </w:rPr>
+                              <w:t>4</w:t>
+                            </w:r>
+                            <w:bookmarkEnd w:id="45"/>
+                            <w:bookmarkEnd w:id="46"/>
+                            <w:r>
+                              <w:fldChar w:fldCharType="end"/>
+                            </w:r>
+                          </w:p>
+                        </w:txbxContent>
+                      </wps:txbx>
+                      <wps:bodyPr rot="0" spcFirstLastPara="0" vertOverflow="overflow" horzOverflow="overflow" vert="horz" wrap="square" lIns="0" tIns="0" rIns="0" bIns="0" numCol="1" spcCol="0" rtlCol="0" fromWordArt="0" anchor="t" anchorCtr="0" forceAA="0" compatLnSpc="1">
+                        <a:prstTxWarp prst="textNoShape">
+                          <a:avLst/>
+                        </a:prstTxWarp>
+                        <a:spAutoFit/>
+                      </wps:bodyPr>
+                    </wps:wsp>
+                  </a:graphicData>
+                </a:graphic>
+              </wp:anchor>
+            </w:drawing>
+          </mc:Choice>
+          <mc:Fallback>
+            <w:pict>
+              <v:shape w14:anchorId="3D68ADD9" id="Textové pole 13" o:spid="_x0000_s1029" type="#_x0000_t202" style="position:absolute;left:0;text-align:left;margin-left:0;margin-top:230.2pt;width:1in;height:.05pt;z-index:251672576;visibility:visible;mso-wrap-style:square;mso-wrap-distance-left:9pt;mso-wrap-distance-top:0;mso-wrap-distance-right:9pt;mso-wrap-distance-bottom:0;mso-position-horizontal:center;mso-position-horizontal-relative:margin;mso-position-vertical:absolute;mso-position-vertical-relative:text;v-text-anchor:top" o:gfxdata="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" stroked="f">
+                <v:textbox style="mso-fit-shape-to-text:t" inset="0,0,0,0">
+                  <w:txbxContent>
+                    <w:p>
+                      <w:pPr>
+                        <w:pStyle w:val="Popisek"/>
+                        <w:rPr>
+                          <w:noProof/>
+                        </w:rPr>
+                      </w:pPr>
+                      <w:bookmarkStart w:id="47" w:name="_Toc227582981"/>
+                      <w:bookmarkStart w:id="48" w:name="_Toc227583025"/>
+                      <w:r>
+                        <w:t xml:space="preserve">Kniha </w:t>
+                      </w:r>
+                      <w:r>
+                        <w:fldChar w:fldCharType="begin"/>
+                      </w:r>
+                      <w:r>
+                        <w:instrText xml:space="preserve"> SEQ Kniha \* ARABIC </w:instrText>
+                      </w:r>
+                      <w:r>
+                        <w:fldChar w:fldCharType="separate"/>
+                      </w:r>
+                      <w:r>
+                        <w:rPr>
+                          <w:noProof/>
+                        </w:rPr>
+                        <w:t>4</w:t>
+                      </w:r>
+                      <w:bookmarkEnd w:id="47"/>
+                      <w:bookmarkEnd w:id="48"/>
+                      <w:r>
+                        <w:fldChar w:fldCharType="end"/>
+                      </w:r>
+                    </w:p>
+                  </w:txbxContent>
+                </v:textbox>
+                <w10:wrap type="topAndBottom" anchorx="margin"/>
+              </v:shape>
+            </w:pict>
+          </mc:Fallback>
+        </mc:AlternateContent>
+      </w:r>
+      <w:r>
+        <w:rPr>
+          <w:noProof/>
+        </w:rPr>
+        <w:drawing>
+          <wp:anchor distT="0" distB="0" distL="114300" distR="114300" simplePos="0" relativeHeight="251670528" behindDoc="0" locked="0" layoutInCell="1" allowOverlap="1" wp14:anchorId="0676CA92" wp14:editId="52A6F225">
+            <wp:simplePos x="0" y="0"/>
+            <wp:positionH relativeFrom="margin">
+              <wp:align>center</wp:align>
+            </wp:positionH>
+            <wp:positionV relativeFrom="paragraph">
+              <wp:posOffset>1596323</wp:posOffset>
+            </wp:positionV>
+            <wp:extent cx="760095" cy="1270635"/>
+            <wp:effectExtent l="0" t="0" r="1905" b="5715"/>
+            <wp:wrapTopAndBottom/>
+            <wp:docPr id="12" name="Obrázek 12"/>
+            <wp:cNvGraphicFramePr>
+              <a:graphicFrameLocks xmlns:a="http://schemas.openxmlformats.org/drawingml/2006/main" noChangeAspect="1"/>
+            </wp:cNvGraphicFramePr>
+            <a:graphic xmlns:a="http://schemas.openxmlformats.org/drawingml/2006/main">
+              <a:graphicData uri="http://schemas.openxmlformats.org/drawingml/2006/picture">
+                <pic:pic xmlns:pic="http://schemas.openxmlformats.org/drawingml/2006/picture">
+                  <pic:nvPicPr>
+                    <pic:cNvPr id="0" name="Picture 4"/>
+                    <pic:cNvPicPr>
+                      <a:picLocks noChangeAspect="1" noChangeArrowheads="1"/>
+                    </pic:cNvPicPr>
+                  </pic:nvPicPr>
+                  <pic:blipFill>
+                    <a:blip r:embed="rId14">
+                      <a:extLst>
+                        <a:ext uri="{28A0092B-C50C-407E-A947-70E740481C1C}">
+                          <a14:useLocalDpi xmlns:a14="http://schemas.microsoft.com/office/drawing/2010/main" val="0"/>
+                        </a:ext>
+                      </a:extLst>
+                    </a:blip>
+                    <a:srcRect/>
+                    <a:stretch>
+                      <a:fillRect/>
+                    </a:stretch>
+                  </pic:blipFill>
+                  <pic:spPr bwMode="auto">
+                    <a:xfrm>
+                      <a:off x="0" y="0"/>
+                      <a:ext cx="760095" cy="1270635"/>
+                    </a:xfrm>
+                    <a:prstGeom prst="rect">
+                      <a:avLst/>
+                    </a:prstGeom>
+                    <a:noFill/>
+                    <a:ln>
+                      <a:noFill/>
+                    </a:ln>
+                  </pic:spPr>
+                </pic:pic>
+              </a:graphicData>
+            </a:graphic>
+          </wp:anchor>
+        </w:drawing>
+      </w:r>
+      <w:r>
+        <w:t xml:space="preserve">Čtvrtý školní rok v Bradavicích není o nic méně napínavější a divočejší než ty předchozí. Ještě před jeho začátkem se zapálený fanoušek Harry zúčastní spolu s </w:t>
+      </w:r>
+      <w:proofErr w:type="spellStart"/>
+      <w:r>
+        <w:t>Weasleyovými</w:t>
+      </w:r>
+      <w:proofErr w:type="spellEnd"/>
+      <w:r>
+        <w:t xml:space="preserve"> mistrovství světa ve famfrpálu, v jehož závěru se mu na obloze objeví znamení zla. Harrymu navíc ještě vstoupí do života krásná </w:t>
+      </w:r>
+      <w:proofErr w:type="spellStart"/>
+      <w:r>
+        <w:t>Cho</w:t>
+      </w:r>
+      <w:proofErr w:type="spellEnd"/>
+      <w:r>
+        <w:t xml:space="preserve"> </w:t>
+      </w:r>
+      <w:proofErr w:type="spellStart"/>
+      <w:r>
+        <w:t>Changová</w:t>
+      </w:r>
+      <w:proofErr w:type="spellEnd"/>
+      <w:r>
+        <w:t xml:space="preserve"> a on se poprvé zamiluje. V Bradavicích se v závěru školního roku bude konat soutěž, jaká se neudála stovky let a do které jsou zapojeny konkurenční školy čar a kouzel. Její vyvrcholení je ale nečekaně tragické!</w:t>
+      </w:r>
+      <w:r>
+        <w:rPr>
+          <w:noProof/>
+        </w:rPr>
+        <w:t xml:space="preserve"> </w:t>
+      </w:r>
+    </w:p>
+    <w:p/>
+    <w:p>
+      <w:pPr>
+        <w:pStyle w:val="Nadpis2"/>
+      </w:pPr>
+      <w:bookmarkStart w:id="49" w:name="_Toc227582541"/>
+      <w:bookmarkStart w:id="50" w:name="_Toc227582573"/>
+      <w:bookmarkStart w:id="51" w:name="_Toc227582810"/>
+      <w:bookmarkStart w:id="52" w:name="_Toc227583044"/>
+      <w:r>
+        <w:rPr>
+          <w:noProof/>
+        </w:rPr>
+        <w:drawing>
+          <wp:anchor distT="0" distB="0" distL="114300" distR="114300" simplePos="0" relativeHeight="251673600" behindDoc="1" locked="0" layoutInCell="1" allowOverlap="1" wp14:anchorId="0C36B2E4" wp14:editId="29EECB75">
+            <wp:simplePos x="0" y="0"/>
+            <wp:positionH relativeFrom="column">
+              <wp:posOffset>5041499</wp:posOffset>
+            </wp:positionH>
+            <wp:positionV relativeFrom="paragraph">
+              <wp:posOffset>29611</wp:posOffset>
+            </wp:positionV>
+            <wp:extent cx="986906" cy="1650102"/>
+            <wp:effectExtent l="0" t="0" r="3810" b="7620"/>
+            <wp:wrapTight wrapText="bothSides">
+              <wp:wrapPolygon edited="0">
+                <wp:start x="0" y="0"/>
+                <wp:lineTo x="0" y="21450"/>
+                <wp:lineTo x="21266" y="21450"/>
+                <wp:lineTo x="21266" y="0"/>
+                <wp:lineTo x="0" y="0"/>
+              </wp:wrapPolygon>
+            </wp:wrapTight>
+            <wp:docPr id="14" name="Obrázek 14"/>
+            <wp:cNvGraphicFramePr>
+              <a:graphicFrameLocks xmlns:a="http://schemas.openxmlformats.org/drawingml/2006/main" noChangeAspect="1"/>
+            </wp:cNvGraphicFramePr>
+            <a:graphic xmlns:a="http://schemas.openxmlformats.org/drawingml/2006/main">
+              <a:graphicData uri="http://schemas.openxmlformats.org/drawingml/2006/picture">
+                <pic:pic xmlns:pic="http://schemas.openxmlformats.org/drawingml/2006/picture">
+                  <pic:nvPicPr>
+                    <pic:cNvPr id="0" name="Picture 5"/>
+                    <pic:cNvPicPr>
+                      <a:picLocks noChangeAspect="1" noChangeArrowheads="1"/>
+                    </pic:cNvPicPr>
+                  </pic:nvPicPr>
+                  <pic:blipFill>
+                    <a:blip r:embed="rId15">
+                      <a:extLst>
+                        <a:ext uri="{28A0092B-C50C-407E-A947-70E740481C1C}">
+                          <a14:useLocalDpi xmlns:a14="http://schemas.microsoft.com/office/drawing/2010/main" val="0"/>
+                        </a:ext>
+                      </a:extLst>
+                    </a:blip>
+                    <a:srcRect/>
+                    <a:stretch>
+                      <a:fillRect/>
+                    </a:stretch>
+                  </pic:blipFill>
+                  <pic:spPr bwMode="auto">
+                    <a:xfrm>
+                      <a:off x="0" y="0"/>
+                      <a:ext cx="986906" cy="1650102"/>
+                    </a:xfrm>
+                    <a:prstGeom prst="rect">
+                      <a:avLst/>
+                    </a:prstGeom>
+                    <a:noFill/>
+                    <a:ln>
+                      <a:noFill/>
+                    </a:ln>
+                  </pic:spPr>
+                </pic:pic>
+              </a:graphicData>
+            </a:graphic>
+            <wp14:sizeRelH relativeFrom="margin">
+              <wp14:pctWidth>0</wp14:pctWidth>
+            </wp14:sizeRelH>
+            <wp14:sizeRelV relativeFrom="margin">
+              <wp14:pctHeight>0</wp14:pctHeight>
+            </wp14:sizeRelV>
+          </wp:anchor>
+        </w:drawing>
+      </w:r>
+      <w:r>
+        <w:t>Harry Potter a Fénixův řád</w:t>
+      </w:r>
+      <w:bookmarkEnd w:id="49"/>
+      <w:bookmarkEnd w:id="50"/>
+      <w:bookmarkEnd w:id="51"/>
+      <w:bookmarkEnd w:id="52"/>
+    </w:p>
+    <w:p>
+      <w:pPr>
+        <w:jc w:val="both"/>
+      </w:pPr>
+      <w:r>
+        <w:t>Napjatě očekávaný pátý díl přináší další strhující příběh mladého čarodějnického učně a jeho věrných kamarádů Rona a Hermiony.</w:t>
+      </w:r>
+    </w:p>
+    <w:p>
+      <w:pPr>
+        <w:jc w:val="both"/>
+      </w:pPr>
+      <w:r>
+        <w:rPr>
+          <w:noProof/>
+        </w:rPr>
+        <mc:AlternateContent>
+          <mc:Choice Requires="wps">
+            <w:drawing>
+              <wp:anchor distT="0" distB="0" distL="114300" distR="114300" simplePos="0" relativeHeight="251675648" behindDoc="1" locked="0" layoutInCell="1" allowOverlap="1" wp14:anchorId="16958918" wp14:editId="3288A00C">
+                <wp:simplePos x="0" y="0"/>
+                <wp:positionH relativeFrom="column">
+                  <wp:posOffset>5060950</wp:posOffset>
+                </wp:positionH>
+                <wp:positionV relativeFrom="paragraph">
+                  <wp:posOffset>824097</wp:posOffset>
+                </wp:positionV>
+                <wp:extent cx="987592" cy="279132"/>
+                <wp:effectExtent l="0" t="0" r="3175" b="6985"/>
+                <wp:wrapTight wrapText="bothSides">
+                  <wp:wrapPolygon edited="0">
+                    <wp:start x="0" y="0"/>
+                    <wp:lineTo x="0" y="20665"/>
+                    <wp:lineTo x="21253" y="20665"/>
+                    <wp:lineTo x="21253" y="0"/>
+                    <wp:lineTo x="0" y="0"/>
+                  </wp:wrapPolygon>
+                </wp:wrapTight>
+                <wp:docPr id="15" name="Textové pole 15"/>
+                <wp:cNvGraphicFramePr/>
+                <a:graphic xmlns:a="http://schemas.openxmlformats.org/drawingml/2006/main">
+                  <a:graphicData uri="http://schemas.microsoft.com/office/word/2010/wordprocessingShape">
+                    <wps:wsp>
+                      <wps:cNvSpPr txBox="1"/>
+                      <wps:spPr>
+                        <a:xfrm>
+                          <a:off x="0" y="0"/>
+                          <a:ext cx="987592" cy="279132"/>
+                        </a:xfrm>
+                        <a:prstGeom prst="rect">
+                          <a:avLst/>
+                        </a:prstGeom>
+                        <a:solidFill>
+                          <a:prstClr val="white"/>
+                        </a:solidFill>
+                        <a:ln>
+                          <a:noFill/>
+                        </a:ln>
+                      </wps:spPr>
+                      <wps:txbx>
+                        <w:txbxContent>
+                          <w:p>
+                            <w:pPr>
+                              <w:pStyle w:val="Popisek"/>
+                              <w:ind w:left="708" w:hanging="708"/>
+                              <w:rPr>
+                                <w:noProof/>
+                              </w:rPr>
+                            </w:pPr>
+                            <w:bookmarkStart w:id="53" w:name="_Toc227582982"/>
+                            <w:bookmarkStart w:id="54" w:name="_Toc227583026"/>
+                            <w:r>
+                              <w:t xml:space="preserve">Kniha </w:t>
+                            </w:r>
+                            <w:r>
+                              <w:fldChar w:fldCharType="begin"/>
+                            </w:r>
+                            <w:r>
+                              <w:instrText xml:space="preserve"> SEQ Kniha \* ARABIC </w:instrText>
+                            </w:r>
+                            <w:r>
+                              <w:fldChar w:fldCharType="separate"/>
+                            </w:r>
+                            <w:r>
+                              <w:rPr>
+                                <w:noProof/>
+                              </w:rPr>
+                              <w:t>5</w:t>
+                            </w:r>
+                            <w:bookmarkEnd w:id="53"/>
+                            <w:bookmarkEnd w:id="54"/>
+                            <w:r>
+                              <w:fldChar w:fldCharType="end"/>
+                            </w:r>
+                          </w:p>
+                        </w:txbxContent>
+                      </wps:txbx>
+                      <wps:bodyPr rot="0" spcFirstLastPara="0" vertOverflow="overflow" horzOverflow="overflow" vert="horz" wrap="square" lIns="0" tIns="0" rIns="0" bIns="0" numCol="1" spcCol="0" rtlCol="0" fromWordArt="0" anchor="t" anchorCtr="0" forceAA="0" compatLnSpc="1">
+                        <a:prstTxWarp prst="textNoShape">
+                          <a:avLst/>
+                        </a:prstTxWarp>
+                        <a:noAutofit/>
+                      </wps:bodyPr>
+                    </wps:wsp>
+                  </a:graphicData>
+                </a:graphic>
+                <wp14:sizeRelH relativeFrom="margin">
+                  <wp14:pctWidth>0</wp14:pctWidth>
+                </wp14:sizeRelH>
+                <wp14:sizeRelV relativeFrom="margin">
+                  <wp14:pctHeight>0</wp14:pctHeight>
+                </wp14:sizeRelV>
+              </wp:anchor>
+            </w:drawing>
+          </mc:Choice>
+          <mc:Fallback>
+            <w:pict>
+              <v:shape w14:anchorId="16958918" id="Textové pole 15" o:spid="_x0000_s1030" type="#_x0000_t202" style="position:absolute;left:0;text-align:left;margin-left:398.5pt;margin-top:64.9pt;width:77.75pt;height:22pt;z-index:-251640832;visibility:visible;mso-wrap-style:square;mso-width-percent:0;mso-height-percent:0;mso-wrap-distance-left:9pt;mso-wrap-distance-top:0;mso-wrap-distance-right:9pt;mso-wrap-distance-bottom:0;mso-position-horizontal:absolute;mso-position-horizontal-relative:text;mso-position-vertical:absolute;mso-position-vertical-relative:text;mso-width-percent:0;mso-height-percent:0;mso-width-relative:margin;mso-height-relative:margin;v-text-anchor:top" o:gfxdata="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" stroked="f">
+                <v:textbox inset="0,0,0,0">
+                  <w:txbxContent>
+                    <w:p>
+                      <w:pPr>
+                        <w:pStyle w:val="Popisek"/>
+                        <w:ind w:left="708" w:hanging="708"/>
+                        <w:rPr>
+                          <w:noProof/>
+                        </w:rPr>
+                      </w:pPr>
+                      <w:bookmarkStart w:id="55" w:name="_Toc227582982"/>
+                      <w:bookmarkStart w:id="56" w:name="_Toc227583026"/>
+                      <w:r>
+                        <w:t xml:space="preserve">Kniha </w:t>
+                      </w:r>
+                      <w:r>
+                        <w:fldChar w:fldCharType="begin"/>
+                      </w:r>
+                      <w:r>
+                        <w:instrText xml:space="preserve"> SEQ Kniha \* ARABIC </w:instrText>
+                      </w:r>
+                      <w:r>
+                        <w:fldChar w:fldCharType="separate"/>
+                      </w:r>
+                      <w:r>
+                        <w:rPr>
+                          <w:noProof/>
+                        </w:rPr>
+                        <w:t>5</w:t>
+                      </w:r>
+                      <w:bookmarkEnd w:id="55"/>
+                      <w:bookmarkEnd w:id="56"/>
+                      <w:r>
+                        <w:fldChar w:fldCharType="end"/>
+                      </w:r>
+                    </w:p>
+                  </w:txbxContent>
+                </v:textbox>
+                <w10:wrap type="tight"/>
+              </v:shape>
+            </w:pict>
+          </mc:Fallback>
+        </mc:AlternateContent>
+      </w:r>
+      <w:r>
+        <w:t xml:space="preserve">Napětím a nervozitou byly poznamenány už prázdniny a hned od začátku pátého ročníku přichází jeden otřes za druhým: na </w:t>
+      </w:r>
+      <w:proofErr w:type="spellStart"/>
+      <w:r>
+        <w:t>bradavické</w:t>
+      </w:r>
+      <w:proofErr w:type="spellEnd"/>
+      <w:r>
+        <w:t xml:space="preserve"> škole totiž z vůle Ministerstva kouzel došlo k závažným změnám a atmosféra strachu houstne každým dnem víc a víc. Nerozlučná trojice přátel však přesto dokáže kolem sebe </w:t>
+      </w:r>
+      <w:r>
+        <w:lastRenderedPageBreak/>
+        <w:t>soustředit dost studentů, kteří nebudou chtít se založenýma rukama čekat, až je zlo zahubí. To, co zažijí, už nejsou jen neškodná dobrodružství!</w:t>
+      </w:r>
+    </w:p>
+    <w:p>
+      <w:pPr>
+        <w:spacing w:line="278" w:lineRule="auto"/>
+        <w:ind w:firstLine="0"/>
+      </w:pPr>
+      <w:r>
+        <w:br w:type="page"/>
+      </w:r>
+    </w:p>
+    <w:p>
+      <w:pPr>
+        <w:pStyle w:val="Nadpis1"/>
+      </w:pPr>
+      <w:bookmarkStart w:id="57" w:name="_Toc227583045"/>
+      <w:r>
+        <w:lastRenderedPageBreak/>
+        <w:t>Seznam obrázků</w:t>
+      </w:r>
+      <w:bookmarkEnd w:id="57"/>
+    </w:p>
+    <w:p>
+      <w:pPr>
+        <w:pStyle w:val="Seznamobrzk"/>
+        <w:tabs>
+          <w:tab w:val="right" w:leader="dot" w:pos="9060"/>
+        </w:tabs>
+        <w:rPr>
+          <w:rFonts w:asciiTheme="minorHAnsi" w:eastAsiaTheme="minorEastAsia" w:hAnsiTheme="minorHAnsi"/>
+          <w:noProof/>
+          <w:lang w:eastAsia="cs-CZ"/>
+        </w:rPr>
+      </w:pPr>
+      <w:r>
+        <w:fldChar w:fldCharType="begin"/>
+      </w:r>
+      <w:r>
+        <w:instrText xml:space="preserve"> TOC \h \z \c "Kniha" </w:instrText>
+      </w:r>
+      <w:r>
+        <w:fldChar w:fldCharType="separate"/>
+      </w:r>
+      <w:hyperlink w:anchor="_Toc227583022" w:history="1">
+        <w:r>
+          <w:rPr>
+            <w:rStyle w:val="Hypertextovodkaz"/>
+            <w:noProof/>
+          </w:rPr>
+          <w:t>Kniha 1</w:t>
+        </w:r>
+        <w:r>
+          <w:rPr>
+            <w:noProof/>
+            <w:webHidden/>
+          </w:rPr>
+          <w:tab/>
+        </w:r>
+        <w:r>
+          <w:rPr>
+            <w:noProof/>
+            <w:webHidden/>
+          </w:rPr>
+          <w:fldChar w:fldCharType="begin"/>
+        </w:r>
+        <w:r>
+          <w:rPr>
+            <w:noProof/>
+            <w:webHidden/>
+          </w:rPr>
+          <w:instrText xml:space="preserve"> PAGEREF _Toc227583022 \h </w:instrText>
+        </w:r>
+        <w:r>
+          <w:rPr>
+            <w:noProof/>
+            <w:webHidden/>
+          </w:rPr>
+        </w:r>
+        <w:r>
+          <w:rPr>
+            <w:noProof/>
+            <w:webHidden/>
+          </w:rPr>
+          <w:fldChar w:fldCharType="separate"/>
+        </w:r>
+        <w:r>
+          <w:rPr>
+            <w:noProof/>
+            <w:webHidden/>
+          </w:rPr>
+          <w:t>6</w:t>
+        </w:r>
+        <w:r>
+          <w:rPr>
+            <w:noProof/>
+            <w:webHidden/>
+          </w:rPr>
+          <w:fldChar w:fldCharType="end"/>
+        </w:r>
+      </w:hyperlink>
+    </w:p>
+    <w:p>
+      <w:pPr>
+        <w:pStyle w:val="Seznamobrzk"/>
+        <w:tabs>
+          <w:tab w:val="right" w:leader="dot" w:pos="9060"/>
+        </w:tabs>
+        <w:rPr>
+          <w:rFonts w:asciiTheme="minorHAnsi" w:eastAsiaTheme="minorEastAsia" w:hAnsiTheme="minorHAnsi"/>
+          <w:noProof/>
+          <w:lang w:eastAsia="cs-CZ"/>
+        </w:rPr>
+      </w:pPr>
+      <w:hyperlink w:anchor="_Toc227583023" w:history="1">
+        <w:r>
+          <w:rPr>
+            <w:rStyle w:val="Hypertextovodkaz"/>
+            <w:noProof/>
+          </w:rPr>
+          <w:t>Kniha 2</w:t>
+        </w:r>
+        <w:r>
+          <w:rPr>
+            <w:noProof/>
+            <w:webHidden/>
+          </w:rPr>
+          <w:tab/>
+        </w:r>
+        <w:r>
+          <w:rPr>
+            <w:noProof/>
+            <w:webHidden/>
+          </w:rPr>
+          <w:fldChar w:fldCharType="begin"/>
+        </w:r>
+        <w:r>
+          <w:rPr>
+            <w:noProof/>
+            <w:webHidden/>
+          </w:rPr>
+          <w:instrText xml:space="preserve"> PAGEREF _Toc227583023 \h </w:instrText>
+        </w:r>
+        <w:r>
+          <w:rPr>
+            <w:noProof/>
+            <w:webHidden/>
+          </w:rPr>
+        </w:r>
+        <w:r>
+          <w:rPr>
+            <w:noProof/>
+            <w:webHidden/>
+          </w:rPr>
+          <w:fldChar w:fldCharType="separate"/>
+        </w:r>
+        <w:r>
+          <w:rPr>
+            <w:noProof/>
+            <w:webHidden/>
+          </w:rPr>
+          <w:t>6</w:t>
+        </w:r>
+        <w:r>
+          <w:rPr>
+            <w:noProof/>
+            <w:webHidden/>
+          </w:rPr>
+          <w:fldChar w:fldCharType="end"/>
+        </w:r>
+      </w:hyperlink>
+    </w:p>
+    <w:p>
+      <w:pPr>
+        <w:pStyle w:val="Seznamobrzk"/>
+        <w:tabs>
+          <w:tab w:val="right" w:leader="dot" w:pos="9060"/>
+        </w:tabs>
+        <w:rPr>
+          <w:rFonts w:asciiTheme="minorHAnsi" w:eastAsiaTheme="minorEastAsia" w:hAnsiTheme="minorHAnsi"/>
+          <w:noProof/>
+          <w:lang w:eastAsia="cs-CZ"/>
+        </w:rPr>
+      </w:pPr>
+      <w:hyperlink w:anchor="_Toc227583024" w:history="1">
+        <w:r>
+          <w:rPr>
+            <w:rStyle w:val="Hypertextovodkaz"/>
+            <w:noProof/>
+          </w:rPr>
+          <w:t>Kniha 3</w:t>
+        </w:r>
+        <w:r>
+          <w:rPr>
+            <w:noProof/>
+            <w:webHidden/>
+          </w:rPr>
+          <w:tab/>
+        </w:r>
+        <w:r>
+          <w:rPr>
+            <w:noProof/>
+            <w:webHidden/>
+          </w:rPr>
+          <w:fldChar w:fldCharType="begin"/>
+        </w:r>
+        <w:r>
+          <w:rPr>
+            <w:noProof/>
+            <w:webHidden/>
+          </w:rPr>
+          <w:instrText xml:space="preserve"> PAGEREF _Toc227583024 \h </w:instrText>
+        </w:r>
+        <w:r>
+          <w:rPr>
+            <w:noProof/>
+            <w:webHidden/>
+          </w:rPr>
+        </w:r>
+        <w:r>
+          <w:rPr>
+            <w:noProof/>
+            <w:webHidden/>
+          </w:rPr>
+          <w:fldChar w:fldCharType="separate"/>
+        </w:r>
+        <w:r>
+          <w:rPr>
+            <w:noProof/>
+            <w:webHidden/>
+          </w:rPr>
+          <w:t>7</w:t>
+        </w:r>
+        <w:r>
+          <w:rPr>
+            <w:noProof/>
+            <w:webHidden/>
+          </w:rPr>
+          <w:fldChar w:fldCharType="end"/>
+        </w:r>
+      </w:hyperlink>
+    </w:p>
+    <w:p>
+      <w:pPr>
+        <w:pStyle w:val="Seznamobrzk"/>
+        <w:tabs>
+          <w:tab w:val="right" w:leader="dot" w:pos="9060"/>
+        </w:tabs>
+        <w:rPr>
+          <w:rFonts w:asciiTheme="minorHAnsi" w:eastAsiaTheme="minorEastAsia" w:hAnsiTheme="minorHAnsi"/>
+          <w:noProof/>
+          <w:lang w:eastAsia="cs-CZ"/>
+        </w:rPr>
+      </w:pPr>
+      <w:hyperlink w:anchor="_Toc227583025" w:history="1">
+        <w:r>
+          <w:rPr>
+            <w:rStyle w:val="Hypertextovodkaz"/>
+            <w:noProof/>
+          </w:rPr>
+          <w:t>Kniha 4</w:t>
+        </w:r>
+        <w:r>
+          <w:rPr>
+            <w:noProof/>
+            <w:webHidden/>
+          </w:rPr>
+          <w:tab/>
+        </w:r>
+        <w:r>
+          <w:rPr>
+            <w:noProof/>
+            <w:webHidden/>
+          </w:rPr>
+          <w:fldChar w:fldCharType="begin"/>
+        </w:r>
+        <w:r>
+          <w:rPr>
+            <w:noProof/>
+            <w:webHidden/>
+          </w:rPr>
+          <w:instrText xml:space="preserve"> PAGEREF _Toc227583025 \h </w:instrText>
+        </w:r>
+        <w:r>
+          <w:rPr>
+            <w:noProof/>
+            <w:webHidden/>
+          </w:rPr>
+        </w:r>
+        <w:r>
+          <w:rPr>
+            <w:noProof/>
+            <w:webHidden/>
+          </w:rPr>
+          <w:fldChar w:fldCharType="separate"/>
+        </w:r>
+        <w:r>
+          <w:rPr>
+            <w:noProof/>
+            <w:webHidden/>
+          </w:rPr>
+          <w:t>7</w:t>
+        </w:r>
+        <w:r>
+          <w:rPr>
+            <w:noProof/>
+            <w:webHidden/>
+          </w:rPr>
+          <w:fldChar w:fldCharType="end"/>
+        </w:r>
+      </w:hyperlink>
+    </w:p>
+    <w:p>
+      <w:pPr>
+        <w:pStyle w:val="Seznamobrzk"/>
+        <w:tabs>
+          <w:tab w:val="right" w:leader="dot" w:pos="9060"/>
+        </w:tabs>
+        <w:rPr>
+          <w:rFonts w:asciiTheme="minorHAnsi" w:eastAsiaTheme="minorEastAsia" w:hAnsiTheme="minorHAnsi"/>
+          <w:noProof/>
+          <w:lang w:eastAsia="cs-CZ"/>
+        </w:rPr>
+      </w:pPr>
+      <w:hyperlink w:anchor="_Toc227583026" w:history="1">
+        <w:r>
+          <w:rPr>
+            <w:rStyle w:val="Hypertextovodkaz"/>
+            <w:noProof/>
+          </w:rPr>
+          <w:t>Kniha 5</w:t>
+        </w:r>
+        <w:r>
+          <w:rPr>
+            <w:noProof/>
+            <w:webHidden/>
+          </w:rPr>
+          <w:tab/>
+        </w:r>
+        <w:r>
+          <w:rPr>
+            <w:noProof/>
+            <w:webHidden/>
+          </w:rPr>
+          <w:fldChar w:fldCharType="begin"/>
+        </w:r>
+        <w:r>
+          <w:rPr>
+            <w:noProof/>
+            <w:webHidden/>
+          </w:rPr>
+          <w:instrText xml:space="preserve"> PAGEREF _Toc227583026 \h </w:instrText>
+        </w:r>
+        <w:r>
+          <w:rPr>
+            <w:noProof/>
+            <w:webHidden/>
+          </w:rPr>
+        </w:r>
+        <w:r>
+          <w:rPr>
+            <w:noProof/>
+            <w:webHidden/>
+          </w:rPr>
+          <w:fldChar w:fldCharType="separate"/>
+        </w:r>
+        <w:r>
+          <w:rPr>
+            <w:noProof/>
+            <w:webHidden/>
+          </w:rPr>
+          <w:t>7</w:t>
+        </w:r>
+        <w:r>
+          <w:rPr>
+            <w:noProof/>
+            <w:webHidden/>
+          </w:rPr>
+          <w:fldChar w:fldCharType="end"/>
+        </w:r>
+      </w:hyperlink>
+    </w:p>
+    <w:p>
+      <w:r>
+        <w:fldChar w:fldCharType="end"/>
+      </w:r>
+      <w:r>
+        <w:t xml:space="preserve"> </w:t>
+      </w:r>
+    </w:p>
+    <w:p>
+      <w:pPr>
+        <w:ind w:firstLine="0"/>
+        <w:jc w:val="both"/>
+      </w:pPr>
     </w:p>
     <w:sectPr>
       <w:pgSz w:w="11906" w:h="16838" w:code="9"/>
@@ -334,9 +3516,6 @@
 <w:endnotes xmlns:wpc="http://schemas.microsoft.com/office/word/2010/wordprocessingCanvas" xmlns:cx="http://schemas.microsoft.com/office/drawing/2014/chartex" xmlns:cx1="http://schemas.microsoft.com/office/drawing/2015/9/8/chartex" xmlns:cx2="http://schemas.microsoft.com/office/drawing/2015/10/21/chartex" xmlns:cx3="http://schemas.microsoft.com/office/drawing/2016/5/9/chartex" xmlns:cx4="http://schemas.microsoft.com/office/drawing/2016/5/10/chartex" xmlns:cx5="http://schemas.microsoft.com/office/drawing/2016/5/11/chartex" xmlns:cx6="http://schemas.microsoft.com/office/drawing/2016/5/12/chartex" xmlns:cx7="http://schemas.microsoft.com/office/drawing/2016/5/13/chartex" xmlns:cx8="http://schemas.microsoft.com/office/drawing/2016/5/14/chartex" xmlns:mc="http://schemas.openxmlformats.org/markup-compatibility/2006" xmlns:aink="http://schemas.microsoft.com/office/drawing/2016/ink" xmlns:am3d="http://schemas.microsoft.com/office/drawing/2017/model3d" xmlns:o="urn:schemas-microsoft-com:office:office" xmlns:oel="http://schemas.microsoft.com/office/2019/extlst" xmlns:r="http://schemas.openxmlformats.org/officeDocument/2006/relationships" xmlns:m="http://schemas.openxmlformats.org/officeDocument/2006/math" xmlns:v="urn:schemas-microsoft-com:vml" xmlns:wp14="http://schemas.microsoft.com/office/word/2010/wordprocessingDrawing" xmlns:wp="http://schemas.openxmlformats.org/drawingml/2006/wordprocessingDrawing" xmlns:w10="urn:schemas-microsoft-com:office:word" xmlns:w="http://schemas.openxmlformats.org/wordprocessingml/2006/main" xmlns:w14="http://schemas.microsoft.com/office/word/2010/wordml" xmlns:w15="http://schemas.microsoft.com/office/word/2012/wordml" xmlns:w16cex="http://schemas.microsoft.com/office/word/2018/wordml/cex" xmlns:w16cid="http://schemas.microsoft.com/office/word/2016/wordml/cid" xmlns:w16="http://schemas.microsoft.com/office/word/2018/wordml" xmlns:w16sdtdh="http://schemas.microsoft.com/office/word/2020/wordml/sdtdatahash" xmlns:w16se="http://schemas.microsoft.com/office/word/2015/wordml/symex" xmlns:wpg="http://schemas.microsoft.com/office/word/2010/wordprocessingGroup" xmlns:wpi="http://schemas.microsoft.com/office/word/2010/wordprocessingInk" xmlns:wne="http://schemas.microsoft.com/office/word/2006/wordml" xmlns:wps="http://schemas.microsoft.com/office/word/2010/wordprocessingShape" mc:Ignorable="w14 w15 w16se w16cid w16 w16cex w16sdtdh wp14">
   <w:endnote w:type="separator" w:id="-1">
     <w:p>
-      <w:pPr>
-        <w:spacing w:after="0" w:line="240" w:lineRule="auto"/>
-      </w:pPr>
       <w:r>
         <w:separator/>
       </w:r>
@@ -344,24 +3523,69 @@
   </w:endnote>
   <w:endnote w:type="continuationSeparator" w:id="0">
     <w:p>
-      <w:pPr>
-        <w:spacing w:after="0" w:line="240" w:lineRule="auto"/>
-      </w:pPr>
       <w:r>
         <w:continuationSeparator/>
       </w:r>
     </w:p>
   </w:endnote>
 </w:endnotes>
+</file>
+
+<file path=word/footer1.xml><?xml version="1.0" encoding="utf-8"?>
+<w:ftr xmlns:wpc="http://schemas.microsoft.com/office/word/2010/wordprocessingCanvas" xmlns:cx="http://schemas.microsoft.com/office/drawing/2014/chartex" xmlns:cx1="http://schemas.microsoft.com/office/drawing/2015/9/8/chartex" xmlns:cx2="http://schemas.microsoft.com/office/drawing/2015/10/21/chartex" xmlns:cx3="http://schemas.microsoft.com/office/drawing/2016/5/9/chartex" xmlns:cx4="http://schemas.microsoft.com/office/drawing/2016/5/10/chartex" xmlns:cx5="http://schemas.microsoft.com/office/drawing/2016/5/11/chartex" xmlns:cx6="http://schemas.microsoft.com/office/drawing/2016/5/12/chartex" xmlns:cx7="http://schemas.microsoft.com/office/drawing/2016/5/13/chartex" xmlns:cx8="http://schemas.microsoft.com/office/drawing/2016/5/14/chartex" xmlns:mc="http://schemas.openxmlformats.org/markup-compatibility/2006" xmlns:aink="http://schemas.microsoft.com/office/drawing/2016/ink" xmlns:am3d="http://schemas.microsoft.com/office/drawing/2017/model3d" xmlns:o="urn:schemas-microsoft-com:office:office" xmlns:oel="http://schemas.microsoft.com/office/2019/extlst" xmlns:r="http://schemas.openxmlformats.org/officeDocument/2006/relationships" xmlns:m="http://schemas.openxmlformats.org/officeDocument/2006/math" xmlns:v="urn:schemas-microsoft-com:vml" xmlns:wp14="http://schemas.microsoft.com/office/word/2010/wordprocessingDrawing" xmlns:wp="http://schemas.openxmlformats.org/drawingml/2006/wordprocessingDrawing" xmlns:w10="urn:schemas-microsoft-com:office:word" xmlns:w="http://schemas.openxmlformats.org/wordprocessingml/2006/main" xmlns:w14="http://schemas.microsoft.com/office/word/2010/wordml" xmlns:w15="http://schemas.microsoft.com/office/word/2012/wordml" xmlns:w16cex="http://schemas.microsoft.com/office/word/2018/wordml/cex" xmlns:w16cid="http://schemas.microsoft.com/office/word/2016/wordml/cid" xmlns:w16="http://schemas.microsoft.com/office/word/2018/wordml" xmlns:w16sdtdh="http://schemas.microsoft.com/office/word/2020/wordml/sdtdatahash" xmlns:w16se="http://schemas.microsoft.com/office/word/2015/wordml/symex" xmlns:wpg="http://schemas.microsoft.com/office/word/2010/wordprocessingGroup" xmlns:wpi="http://schemas.microsoft.com/office/word/2010/wordprocessingInk" xmlns:wne="http://schemas.microsoft.com/office/word/2006/wordml" xmlns:wps="http://schemas.microsoft.com/office/word/2010/wordprocessingShape" mc:Ignorable="w14 w15 w16se w16cid w16 w16cex w16sdtdh wp14">
+  <w:sdt>
+    <w:sdtPr>
+      <w:id w:val="2110007764"/>
+      <w:docPartObj>
+        <w:docPartGallery w:val="Page Numbers (Bottom of Page)"/>
+        <w:docPartUnique/>
+      </w:docPartObj>
+    </w:sdtPr>
+    <w:sdtContent>
+      <w:p>
+        <w:pPr>
+          <w:pStyle w:val="Zpat"/>
+          <w:pBdr>
+            <w:bottom w:val="single" w:sz="6" w:space="1" w:color="auto"/>
+          </w:pBdr>
+        </w:pPr>
+      </w:p>
+      <w:p>
+        <w:pPr>
+          <w:pStyle w:val="Zpat"/>
+          <w:jc w:val="right"/>
+        </w:pPr>
+      </w:p>
+      <w:p>
+        <w:pPr>
+          <w:pStyle w:val="Zpat"/>
+          <w:jc w:val="right"/>
+        </w:pPr>
+        <w:r>
+          <w:fldChar w:fldCharType="begin"/>
+        </w:r>
+        <w:r>
+          <w:instrText>PAGE   \* MERGEFORMAT</w:instrText>
+        </w:r>
+        <w:r>
+          <w:fldChar w:fldCharType="separate"/>
+        </w:r>
+        <w:r>
+          <w:t>2</w:t>
+        </w:r>
+        <w:r>
+          <w:fldChar w:fldCharType="end"/>
+        </w:r>
+      </w:p>
+    </w:sdtContent>
+  </w:sdt>
+</w:ftr>
 </file>
 
 <file path=word/footnotes.xml><?xml version="1.0" encoding="utf-8"?>
 <w:footnotes xmlns:wpc="http://schemas.microsoft.com/office/word/2010/wordprocessingCanvas" xmlns:cx="http://schemas.microsoft.com/office/drawing/2014/chartex" xmlns:cx1="http://schemas.microsoft.com/office/drawing/2015/9/8/chartex" xmlns:cx2="http://schemas.microsoft.com/office/drawing/2015/10/21/chartex" xmlns:cx3="http://schemas.microsoft.com/office/drawing/2016/5/9/chartex" xmlns:cx4="http://schemas.microsoft.com/office/drawing/2016/5/10/chartex" xmlns:cx5="http://schemas.microsoft.com/office/drawing/2016/5/11/chartex" xmlns:cx6="http://schemas.microsoft.com/office/drawing/2016/5/12/chartex" xmlns:cx7="http://schemas.microsoft.com/office/drawing/2016/5/13/chartex" xmlns:cx8="http://schemas.microsoft.com/office/drawing/2016/5/14/chartex" xmlns:mc="http://schemas.openxmlformats.org/markup-compatibility/2006" xmlns:aink="http://schemas.microsoft.com/office/drawing/2016/ink" xmlns:am3d="http://schemas.microsoft.com/office/drawing/2017/model3d" xmlns:o="urn:schemas-microsoft-com:office:office" xmlns:oel="http://schemas.microsoft.com/office/2019/extlst" xmlns:r="http://schemas.openxmlformats.org/officeDocument/2006/relationships" xmlns:m="http://schemas.openxmlformats.org/officeDocument/2006/math" xmlns:v="urn:schemas-microsoft-com:vml" xmlns:wp14="http://schemas.microsoft.com/office/word/2010/wordprocessingDrawing" xmlns:wp="http://schemas.openxmlformats.org/drawingml/2006/wordprocessingDrawing" xmlns:w10="urn:schemas-microsoft-com:office:word" xmlns:w="http://schemas.openxmlformats.org/wordprocessingml/2006/main" xmlns:w14="http://schemas.microsoft.com/office/word/2010/wordml" xmlns:w15="http://schemas.microsoft.com/office/word/2012/wordml" xmlns:w16cex="http://schemas.microsoft.com/office/word/2018/wordml/cex" xmlns:w16cid="http://schemas.microsoft.com/office/word/2016/wordml/cid" xmlns:w16="http://schemas.microsoft.com/office/word/2018/wordml" xmlns:w16sdtdh="http://schemas.microsoft.com/office/word/2020/wordml/sdtdatahash" xmlns:w16se="http://schemas.microsoft.com/office/word/2015/wordml/symex" xmlns:wpg="http://schemas.microsoft.com/office/word/2010/wordprocessingGroup" xmlns:wpi="http://schemas.microsoft.com/office/word/2010/wordprocessingInk" xmlns:wne="http://schemas.microsoft.com/office/word/2006/wordml" xmlns:wps="http://schemas.microsoft.com/office/word/2010/wordprocessingShape" mc:Ignorable="w14 w15 w16se w16cid w16 w16cex w16sdtdh wp14">
   <w:footnote w:type="separator" w:id="-1">
     <w:p>
-      <w:pPr>
-        <w:spacing w:after="0" w:line="240" w:lineRule="auto"/>
-      </w:pPr>
       <w:r>
         <w:separator/>
       </w:r>
@@ -369,9 +3593,6 @@
   </w:footnote>
   <w:footnote w:type="continuationSeparator" w:id="0">
     <w:p>
-      <w:pPr>
-        <w:spacing w:after="0" w:line="240" w:lineRule="auto"/>
-      </w:pPr>
       <w:r>
         <w:continuationSeparator/>
       </w:r>
@@ -388,23 +3609,15 @@
       <w:pBdr>
         <w:bottom w:val="single" w:sz="6" w:space="1" w:color="auto"/>
       </w:pBdr>
-      <w:tabs>
-        <w:tab w:val="clear" w:pos="4536"/>
-      </w:tabs>
-      <w:rPr>
-        <w:rFonts w:ascii="Times New Roman" w:hAnsi="Times New Roman" w:cs="Times New Roman"/>
-      </w:rPr>
+      <w:ind w:firstLine="0"/>
     </w:pPr>
     <w:r>
-      <w:rPr>
-        <w:rFonts w:ascii="Times New Roman" w:hAnsi="Times New Roman" w:cs="Times New Roman"/>
-      </w:rPr>
       <w:t>ABC123</w:t>
     </w:r>
     <w:r>
-      <w:rPr>
-        <w:rFonts w:ascii="Times New Roman" w:hAnsi="Times New Roman" w:cs="Times New Roman"/>
-      </w:rPr>
+      <w:tab/>
+    </w:r>
+    <w:r>
       <w:tab/>
       <w:t>Kateřina Prokopová</w:t>
     </w:r>
@@ -412,9 +3625,7 @@
   <w:p>
     <w:pPr>
       <w:pStyle w:val="Zhlav"/>
-      <w:rPr>
-        <w:rFonts w:ascii="Times New Roman" w:hAnsi="Times New Roman" w:cs="Times New Roman"/>
-      </w:rPr>
+      <w:ind w:firstLine="0"/>
     </w:pPr>
   </w:p>
 </w:hdr>
@@ -423,18 +3634,377 @@
 <file path=word/numbering.xml><?xml version="1.0" encoding="utf-8"?>
 <w:numbering xmlns:wpc="http://schemas.microsoft.com/office/word/2010/wordprocessingCanvas" xmlns:cx="http://schemas.microsoft.com/office/drawing/2014/chartex" xmlns:cx1="http://schemas.microsoft.com/office/drawing/2015/9/8/chartex" xmlns:cx2="http://schemas.microsoft.com/office/drawing/2015/10/21/chartex" xmlns:cx3="http://schemas.microsoft.com/office/drawing/2016/5/9/chartex" xmlns:cx4="http://schemas.microsoft.com/office/drawing/2016/5/10/chartex" xmlns:cx5="http://schemas.microsoft.com/office/drawing/2016/5/11/chartex" xmlns:cx6="http://schemas.microsoft.com/office/drawing/2016/5/12/chartex" xmlns:cx7="http://schemas.microsoft.com/office/drawing/2016/5/13/chartex" xmlns:cx8="http://schemas.microsoft.com/office/drawing/2016/5/14/chartex" xmlns:mc="http://schemas.openxmlformats.org/markup-compatibility/2006" xmlns:aink="http://schemas.microsoft.com/office/drawing/2016/ink" xmlns:am3d="http://schemas.microsoft.com/office/drawing/2017/model3d" xmlns:o="urn:schemas-microsoft-com:office:office" xmlns:oel="http://schemas.microsoft.com/office/2019/extlst" xmlns:r="http://schemas.openxmlformats.org/officeDocument/2006/relationships" xmlns:m="http://schemas.openxmlformats.org/officeDocument/2006/math" xmlns:v="urn:schemas-microsoft-com:vml" xmlns:wp14="http://schemas.microsoft.com/office/word/2010/wordprocessingDrawing" xmlns:wp="http://schemas.openxmlformats.org/drawingml/2006/wordprocessingDrawing" xmlns:w10="urn:schemas-microsoft-com:office:word" xmlns:w="http://schemas.openxmlformats.org/wordprocessingml/2006/main" xmlns:w14="http://schemas.microsoft.com/office/word/2010/wordml" xmlns:w15="http://schemas.microsoft.com/office/word/2012/wordml" xmlns:w16cex="http://schemas.microsoft.com/office/word/2018/wordml/cex" xmlns:w16cid="http://schemas.microsoft.com/office/word/2016/wordml/cid" xmlns:w16="http://schemas.microsoft.com/office/word/2018/wordml" xmlns:w16sdtdh="http://schemas.microsoft.com/office/word/2020/wordml/sdtdatahash" xmlns:w16se="http://schemas.microsoft.com/office/word/2015/wordml/symex" xmlns:wpg="http://schemas.microsoft.com/office/word/2010/wordprocessingGroup" xmlns:wpi="http://schemas.microsoft.com/office/word/2010/wordprocessingInk" xmlns:wne="http://schemas.microsoft.com/office/word/2006/wordml" xmlns:wps="http://schemas.microsoft.com/office/word/2010/wordprocessingShape" mc:Ignorable="w14 w15 w16se w16cid w16 w16cex w16sdtdh wp14">
   <w:abstractNum w:abstractNumId="0" w15:restartNumberingAfterBreak="0">
-    <w:nsid w:val="46881A81"/>
+    <w:nsid w:val="1F6F2865"/>
     <w:multiLevelType w:val="hybridMultilevel"/>
-    <w:tmpl w:val="16844990"/>
-    <w:lvl w:ilvl="0" w:tplc="0A98EC88">
+    <w:tmpl w:val="C9C061E6"/>
+    <w:lvl w:ilvl="0" w:tplc="04050001">
+      <w:start w:val="1"/>
+      <w:numFmt w:val="bullet"/>
+      <w:lvlText w:val=""/>
+      <w:lvlJc w:val="left"/>
+      <w:pPr>
+        <w:ind w:left="720" w:hanging="360"/>
+      </w:pPr>
+      <w:rPr>
+        <w:rFonts w:ascii="Symbol" w:hAnsi="Symbol" w:hint="default"/>
+      </w:rPr>
+    </w:lvl>
+    <w:lvl w:ilvl="1" w:tplc="04050003" w:tentative="1">
+      <w:start w:val="1"/>
+      <w:numFmt w:val="bullet"/>
+      <w:lvlText w:val="o"/>
+      <w:lvlJc w:val="left"/>
+      <w:pPr>
+        <w:ind w:left="1440" w:hanging="360"/>
+      </w:pPr>
+      <w:rPr>
+        <w:rFonts w:ascii="Courier New" w:hAnsi="Courier New" w:cs="Courier New" w:hint="default"/>
+      </w:rPr>
+    </w:lvl>
+    <w:lvl w:ilvl="2" w:tplc="04050005" w:tentative="1">
+      <w:start w:val="1"/>
+      <w:numFmt w:val="bullet"/>
+      <w:lvlText w:val=""/>
+      <w:lvlJc w:val="left"/>
+      <w:pPr>
+        <w:ind w:left="2160" w:hanging="360"/>
+      </w:pPr>
+      <w:rPr>
+        <w:rFonts w:ascii="Wingdings" w:hAnsi="Wingdings" w:hint="default"/>
+      </w:rPr>
+    </w:lvl>
+    <w:lvl w:ilvl="3" w:tplc="04050001" w:tentative="1">
+      <w:start w:val="1"/>
+      <w:numFmt w:val="bullet"/>
+      <w:lvlText w:val=""/>
+      <w:lvlJc w:val="left"/>
+      <w:pPr>
+        <w:ind w:left="2880" w:hanging="360"/>
+      </w:pPr>
+      <w:rPr>
+        <w:rFonts w:ascii="Symbol" w:hAnsi="Symbol" w:hint="default"/>
+      </w:rPr>
+    </w:lvl>
+    <w:lvl w:ilvl="4" w:tplc="04050003" w:tentative="1">
+      <w:start w:val="1"/>
+      <w:numFmt w:val="bullet"/>
+      <w:lvlText w:val="o"/>
+      <w:lvlJc w:val="left"/>
+      <w:pPr>
+        <w:ind w:left="3600" w:hanging="360"/>
+      </w:pPr>
+      <w:rPr>
+        <w:rFonts w:ascii="Courier New" w:hAnsi="Courier New" w:cs="Courier New" w:hint="default"/>
+      </w:rPr>
+    </w:lvl>
+    <w:lvl w:ilvl="5" w:tplc="04050005" w:tentative="1">
+      <w:start w:val="1"/>
+      <w:numFmt w:val="bullet"/>
+      <w:lvlText w:val=""/>
+      <w:lvlJc w:val="left"/>
+      <w:pPr>
+        <w:ind w:left="4320" w:hanging="360"/>
+      </w:pPr>
+      <w:rPr>
+        <w:rFonts w:ascii="Wingdings" w:hAnsi="Wingdings" w:hint="default"/>
+      </w:rPr>
+    </w:lvl>
+    <w:lvl w:ilvl="6" w:tplc="04050001" w:tentative="1">
+      <w:start w:val="1"/>
+      <w:numFmt w:val="bullet"/>
+      <w:lvlText w:val=""/>
+      <w:lvlJc w:val="left"/>
+      <w:pPr>
+        <w:ind w:left="5040" w:hanging="360"/>
+      </w:pPr>
+      <w:rPr>
+        <w:rFonts w:ascii="Symbol" w:hAnsi="Symbol" w:hint="default"/>
+      </w:rPr>
+    </w:lvl>
+    <w:lvl w:ilvl="7" w:tplc="04050003" w:tentative="1">
+      <w:start w:val="1"/>
+      <w:numFmt w:val="bullet"/>
+      <w:lvlText w:val="o"/>
+      <w:lvlJc w:val="left"/>
+      <w:pPr>
+        <w:ind w:left="5760" w:hanging="360"/>
+      </w:pPr>
+      <w:rPr>
+        <w:rFonts w:ascii="Courier New" w:hAnsi="Courier New" w:cs="Courier New" w:hint="default"/>
+      </w:rPr>
+    </w:lvl>
+    <w:lvl w:ilvl="8" w:tplc="04050005" w:tentative="1">
+      <w:start w:val="1"/>
+      <w:numFmt w:val="bullet"/>
+      <w:lvlText w:val=""/>
+      <w:lvlJc w:val="left"/>
+      <w:pPr>
+        <w:ind w:left="6480" w:hanging="360"/>
+      </w:pPr>
+      <w:rPr>
+        <w:rFonts w:ascii="Wingdings" w:hAnsi="Wingdings" w:hint="default"/>
+      </w:rPr>
+    </w:lvl>
+  </w:abstractNum>
+  <w:abstractNum w:abstractNumId="1" w15:restartNumberingAfterBreak="0">
+    <w:nsid w:val="27D07E9B"/>
+    <w:multiLevelType w:val="multilevel"/>
+    <w:tmpl w:val="CEC4ABC0"/>
+    <w:lvl w:ilvl="0">
       <w:start w:val="1"/>
       <w:numFmt w:val="decimal"/>
       <w:pStyle w:val="Nadpis1"/>
+      <w:lvlText w:val="%1"/>
+      <w:lvlJc w:val="left"/>
+      <w:pPr>
+        <w:ind w:left="720" w:hanging="360"/>
+      </w:pPr>
+      <w:rPr>
+        <w:rFonts w:hint="default"/>
+      </w:rPr>
+    </w:lvl>
+    <w:lvl w:ilvl="1">
+      <w:start w:val="1"/>
+      <w:numFmt w:val="decimal"/>
+      <w:pStyle w:val="Nadpis2"/>
+      <w:isLgl/>
+      <w:lvlText w:val="%1.%2"/>
+      <w:lvlJc w:val="left"/>
+      <w:pPr>
+        <w:ind w:left="1080" w:hanging="720"/>
+      </w:pPr>
+      <w:rPr>
+        <w:rFonts w:hint="default"/>
+      </w:rPr>
+    </w:lvl>
+    <w:lvl w:ilvl="2">
+      <w:start w:val="1"/>
+      <w:numFmt w:val="decimal"/>
+      <w:isLgl/>
+      <w:lvlText w:val="%1.%2.%3"/>
+      <w:lvlJc w:val="left"/>
+      <w:pPr>
+        <w:ind w:left="1440" w:hanging="1080"/>
+      </w:pPr>
+      <w:rPr>
+        <w:rFonts w:hint="default"/>
+      </w:rPr>
+    </w:lvl>
+    <w:lvl w:ilvl="3">
+      <w:start w:val="1"/>
+      <w:numFmt w:val="decimal"/>
+      <w:isLgl/>
+      <w:lvlText w:val="%1.%2.%3.%4"/>
+      <w:lvlJc w:val="left"/>
+      <w:pPr>
+        <w:ind w:left="1800" w:hanging="1440"/>
+      </w:pPr>
+      <w:rPr>
+        <w:rFonts w:hint="default"/>
+      </w:rPr>
+    </w:lvl>
+    <w:lvl w:ilvl="4">
+      <w:start w:val="1"/>
+      <w:numFmt w:val="decimal"/>
+      <w:isLgl/>
+      <w:lvlText w:val="%1.%2.%3.%4.%5"/>
+      <w:lvlJc w:val="left"/>
+      <w:pPr>
+        <w:ind w:left="2160" w:hanging="1800"/>
+      </w:pPr>
+      <w:rPr>
+        <w:rFonts w:hint="default"/>
+      </w:rPr>
+    </w:lvl>
+    <w:lvl w:ilvl="5">
+      <w:start w:val="1"/>
+      <w:numFmt w:val="decimal"/>
+      <w:isLgl/>
+      <w:lvlText w:val="%1.%2.%3.%4.%5.%6"/>
+      <w:lvlJc w:val="left"/>
+      <w:pPr>
+        <w:ind w:left="2520" w:hanging="2160"/>
+      </w:pPr>
+      <w:rPr>
+        <w:rFonts w:hint="default"/>
+      </w:rPr>
+    </w:lvl>
+    <w:lvl w:ilvl="6">
+      <w:start w:val="1"/>
+      <w:numFmt w:val="decimal"/>
+      <w:isLgl/>
+      <w:lvlText w:val="%1.%2.%3.%4.%5.%6.%7"/>
+      <w:lvlJc w:val="left"/>
+      <w:pPr>
+        <w:ind w:left="2880" w:hanging="2520"/>
+      </w:pPr>
+      <w:rPr>
+        <w:rFonts w:hint="default"/>
+      </w:rPr>
+    </w:lvl>
+    <w:lvl w:ilvl="7">
+      <w:start w:val="1"/>
+      <w:numFmt w:val="decimal"/>
+      <w:isLgl/>
+      <w:lvlText w:val="%1.%2.%3.%4.%5.%6.%7.%8"/>
+      <w:lvlJc w:val="left"/>
+      <w:pPr>
+        <w:ind w:left="3240" w:hanging="2880"/>
+      </w:pPr>
+      <w:rPr>
+        <w:rFonts w:hint="default"/>
+      </w:rPr>
+    </w:lvl>
+    <w:lvl w:ilvl="8">
+      <w:start w:val="1"/>
+      <w:numFmt w:val="decimal"/>
+      <w:isLgl/>
+      <w:lvlText w:val="%1.%2.%3.%4.%5.%6.%7.%8.%9"/>
+      <w:lvlJc w:val="left"/>
+      <w:pPr>
+        <w:ind w:left="3240" w:hanging="2880"/>
+      </w:pPr>
+      <w:rPr>
+        <w:rFonts w:hint="default"/>
+      </w:rPr>
+    </w:lvl>
+  </w:abstractNum>
+  <w:abstractNum w:abstractNumId="2" w15:restartNumberingAfterBreak="0">
+    <w:nsid w:val="46881A81"/>
+    <w:multiLevelType w:val="multilevel"/>
+    <w:tmpl w:val="011CFB0C"/>
+    <w:lvl w:ilvl="0">
+      <w:start w:val="1"/>
+      <w:numFmt w:val="decimal"/>
+      <w:lvlText w:val="%1"/>
+      <w:lvlJc w:val="left"/>
+      <w:pPr>
+        <w:ind w:left="720" w:hanging="360"/>
+      </w:pPr>
+      <w:rPr>
+        <w:rFonts w:hint="default"/>
+      </w:rPr>
+    </w:lvl>
+    <w:lvl w:ilvl="1">
+      <w:start w:val="1"/>
+      <w:numFmt w:val="decimal"/>
+      <w:isLgl/>
+      <w:lvlText w:val="%1.%2"/>
+      <w:lvlJc w:val="left"/>
+      <w:pPr>
+        <w:ind w:left="1080" w:hanging="720"/>
+      </w:pPr>
+      <w:rPr>
+        <w:rFonts w:hint="default"/>
+      </w:rPr>
+    </w:lvl>
+    <w:lvl w:ilvl="2">
+      <w:start w:val="1"/>
+      <w:numFmt w:val="decimal"/>
+      <w:isLgl/>
+      <w:lvlText w:val="%1.%2.%3"/>
+      <w:lvlJc w:val="left"/>
+      <w:pPr>
+        <w:ind w:left="1440" w:hanging="1080"/>
+      </w:pPr>
+      <w:rPr>
+        <w:rFonts w:hint="default"/>
+      </w:rPr>
+    </w:lvl>
+    <w:lvl w:ilvl="3">
+      <w:start w:val="1"/>
+      <w:numFmt w:val="decimal"/>
+      <w:isLgl/>
+      <w:lvlText w:val="%1.%2.%3.%4"/>
+      <w:lvlJc w:val="left"/>
+      <w:pPr>
+        <w:ind w:left="1800" w:hanging="1440"/>
+      </w:pPr>
+      <w:rPr>
+        <w:rFonts w:hint="default"/>
+      </w:rPr>
+    </w:lvl>
+    <w:lvl w:ilvl="4">
+      <w:start w:val="1"/>
+      <w:numFmt w:val="decimal"/>
+      <w:isLgl/>
+      <w:lvlText w:val="%1.%2.%3.%4.%5"/>
+      <w:lvlJc w:val="left"/>
+      <w:pPr>
+        <w:ind w:left="2160" w:hanging="1800"/>
+      </w:pPr>
+      <w:rPr>
+        <w:rFonts w:hint="default"/>
+      </w:rPr>
+    </w:lvl>
+    <w:lvl w:ilvl="5">
+      <w:start w:val="1"/>
+      <w:numFmt w:val="decimal"/>
+      <w:isLgl/>
+      <w:lvlText w:val="%1.%2.%3.%4.%5.%6"/>
+      <w:lvlJc w:val="left"/>
+      <w:pPr>
+        <w:ind w:left="2520" w:hanging="2160"/>
+      </w:pPr>
+      <w:rPr>
+        <w:rFonts w:hint="default"/>
+      </w:rPr>
+    </w:lvl>
+    <w:lvl w:ilvl="6">
+      <w:start w:val="1"/>
+      <w:numFmt w:val="decimal"/>
+      <w:isLgl/>
+      <w:lvlText w:val="%1.%2.%3.%4.%5.%6.%7"/>
+      <w:lvlJc w:val="left"/>
+      <w:pPr>
+        <w:ind w:left="2880" w:hanging="2520"/>
+      </w:pPr>
+      <w:rPr>
+        <w:rFonts w:hint="default"/>
+      </w:rPr>
+    </w:lvl>
+    <w:lvl w:ilvl="7">
+      <w:start w:val="1"/>
+      <w:numFmt w:val="decimal"/>
+      <w:isLgl/>
+      <w:lvlText w:val="%1.%2.%3.%4.%5.%6.%7.%8"/>
+      <w:lvlJc w:val="left"/>
+      <w:pPr>
+        <w:ind w:left="3240" w:hanging="2880"/>
+      </w:pPr>
+      <w:rPr>
+        <w:rFonts w:hint="default"/>
+      </w:rPr>
+    </w:lvl>
+    <w:lvl w:ilvl="8">
+      <w:start w:val="1"/>
+      <w:numFmt w:val="decimal"/>
+      <w:isLgl/>
+      <w:lvlText w:val="%1.%2.%3.%4.%5.%6.%7.%8.%9"/>
+      <w:lvlJc w:val="left"/>
+      <w:pPr>
+        <w:ind w:left="3240" w:hanging="2880"/>
+      </w:pPr>
+      <w:rPr>
+        <w:rFonts w:hint="default"/>
+      </w:rPr>
+    </w:lvl>
+  </w:abstractNum>
+  <w:abstractNum w:abstractNumId="3" w15:restartNumberingAfterBreak="0">
+    <w:nsid w:val="46DF258A"/>
+    <w:multiLevelType w:val="hybridMultilevel"/>
+    <w:tmpl w:val="A79EF264"/>
+    <w:lvl w:ilvl="0" w:tplc="827A2AD0">
+      <w:start w:val="1"/>
+      <w:numFmt w:val="decimal"/>
       <w:lvlText w:val="%1."/>
       <w:lvlJc w:val="left"/>
       <w:pPr>
-        <w:ind w:left="720" w:hanging="360"/>
-      </w:pPr>
+        <w:ind w:left="1080" w:hanging="360"/>
+      </w:pPr>
+      <w:rPr>
+        <w:rFonts w:hint="default"/>
+      </w:rPr>
     </w:lvl>
     <w:lvl w:ilvl="1" w:tplc="04050019" w:tentative="1">
       <w:start w:val="1"/>
@@ -442,7 +4012,7 @@
       <w:lvlText w:val="%2."/>
       <w:lvlJc w:val="left"/>
       <w:pPr>
-        <w:ind w:left="1440" w:hanging="360"/>
+        <w:ind w:left="1800" w:hanging="360"/>
       </w:pPr>
     </w:lvl>
     <w:lvl w:ilvl="2" w:tplc="0405001B" w:tentative="1">
@@ -451,16 +4021,16 @@
       <w:lvlText w:val="%3."/>
       <w:lvlJc w:val="right"/>
       <w:pPr>
-        <w:ind w:left="2160" w:hanging="180"/>
+        <w:ind w:left="2520" w:hanging="180"/>
       </w:pPr>
     </w:lvl>
-    <w:lvl w:ilvl="3" w:tplc="0405000F" w:tentative="1">
+    <w:lvl w:ilvl="3" w:tplc="0405000F">
       <w:start w:val="1"/>
       <w:numFmt w:val="decimal"/>
       <w:lvlText w:val="%4."/>
       <w:lvlJc w:val="left"/>
       <w:pPr>
-        <w:ind w:left="2880" w:hanging="360"/>
+        <w:ind w:left="3240" w:hanging="360"/>
       </w:pPr>
     </w:lvl>
     <w:lvl w:ilvl="4" w:tplc="04050019" w:tentative="1">
@@ -469,7 +4039,7 @@
       <w:lvlText w:val="%5."/>
       <w:lvlJc w:val="left"/>
       <w:pPr>
-        <w:ind w:left="3600" w:hanging="360"/>
+        <w:ind w:left="3960" w:hanging="360"/>
       </w:pPr>
     </w:lvl>
     <w:lvl w:ilvl="5" w:tplc="0405001B" w:tentative="1">
@@ -478,7 +4048,7 @@
       <w:lvlText w:val="%6."/>
       <w:lvlJc w:val="right"/>
       <w:pPr>
-        <w:ind w:left="4320" w:hanging="180"/>
+        <w:ind w:left="4680" w:hanging="180"/>
       </w:pPr>
     </w:lvl>
     <w:lvl w:ilvl="6" w:tplc="0405000F" w:tentative="1">
@@ -487,7 +4057,7 @@
       <w:lvlText w:val="%7."/>
       <w:lvlJc w:val="left"/>
       <w:pPr>
-        <w:ind w:left="5040" w:hanging="360"/>
+        <w:ind w:left="5400" w:hanging="360"/>
       </w:pPr>
     </w:lvl>
     <w:lvl w:ilvl="7" w:tplc="04050019" w:tentative="1">
@@ -496,7 +4066,7 @@
       <w:lvlText w:val="%8."/>
       <w:lvlJc w:val="left"/>
       <w:pPr>
-        <w:ind w:left="5760" w:hanging="360"/>
+        <w:ind w:left="6120" w:hanging="360"/>
       </w:pPr>
     </w:lvl>
     <w:lvl w:ilvl="8" w:tplc="0405001B" w:tentative="1">
@@ -505,12 +4075,63 @@
       <w:lvlText w:val="%9."/>
       <w:lvlJc w:val="right"/>
       <w:pPr>
-        <w:ind w:left="6480" w:hanging="180"/>
+        <w:ind w:left="6840" w:hanging="180"/>
       </w:pPr>
     </w:lvl>
   </w:abstractNum>
   <w:num w:numId="1" w16cid:durableId="1619291808">
+    <w:abstractNumId w:val="2"/>
+  </w:num>
+  <w:num w:numId="2" w16cid:durableId="289020856">
     <w:abstractNumId w:val="0"/>
+  </w:num>
+  <w:num w:numId="3" w16cid:durableId="260728159">
+    <w:abstractNumId w:val="3"/>
+  </w:num>
+  <w:num w:numId="4" w16cid:durableId="751581965">
+    <w:abstractNumId w:val="2"/>
+    <w:lvlOverride w:ilvl="0">
+      <w:startOverride w:val="3"/>
+    </w:lvlOverride>
+  </w:num>
+  <w:num w:numId="5" w16cid:durableId="2121488578">
+    <w:abstractNumId w:val="2"/>
+    <w:lvlOverride w:ilvl="0">
+      <w:startOverride w:val="3"/>
+    </w:lvlOverride>
+  </w:num>
+  <w:num w:numId="6" w16cid:durableId="2120686373">
+    <w:abstractNumId w:val="2"/>
+    <w:lvlOverride w:ilvl="0">
+      <w:startOverride w:val="1"/>
+    </w:lvlOverride>
+    <w:lvlOverride w:ilvl="1">
+      <w:startOverride w:val="1"/>
+    </w:lvlOverride>
+    <w:lvlOverride w:ilvl="2">
+      <w:startOverride w:val="1"/>
+    </w:lvlOverride>
+    <w:lvlOverride w:ilvl="3">
+      <w:startOverride w:val="1"/>
+    </w:lvlOverride>
+    <w:lvlOverride w:ilvl="4">
+      <w:startOverride w:val="1"/>
+    </w:lvlOverride>
+    <w:lvlOverride w:ilvl="5">
+      <w:startOverride w:val="1"/>
+    </w:lvlOverride>
+    <w:lvlOverride w:ilvl="6">
+      <w:startOverride w:val="1"/>
+    </w:lvlOverride>
+    <w:lvlOverride w:ilvl="7">
+      <w:startOverride w:val="1"/>
+    </w:lvlOverride>
+    <w:lvlOverride w:ilvl="8">
+      <w:startOverride w:val="1"/>
+    </w:lvlOverride>
+  </w:num>
+  <w:num w:numId="7" w16cid:durableId="1261910670">
+    <w:abstractNumId w:val="1"/>
   </w:num>
 </w:numbering>
 </file>
@@ -915,6 +4536,14 @@
   <w:style w:type="paragraph" w:default="1" w:styleId="Normln">
     <w:name w:val="Normal"/>
     <w:qFormat/>
+    <w:rsid w:val="00343BBC"/>
+    <w:pPr>
+      <w:spacing w:line="360" w:lineRule="auto"/>
+      <w:ind w:firstLine="709"/>
+    </w:pPr>
+    <w:rPr>
+      <w:rFonts w:ascii="Times New Roman" w:hAnsi="Times New Roman"/>
+    </w:rPr>
   </w:style>
   <w:style w:type="paragraph" w:styleId="Nadpis1">
     <w:name w:val="heading 1"/>
@@ -923,18 +4552,18 @@
     <w:link w:val="Nadpis1Char"/>
     <w:uiPriority w:val="9"/>
     <w:qFormat/>
-    <w:rsid w:val="008E48B0"/>
+    <w:rsid w:val="003349C9"/>
     <w:pPr>
       <w:keepNext/>
       <w:keepLines/>
       <w:numPr>
-        <w:numId w:val="1"/>
+        <w:numId w:val="7"/>
       </w:numPr>
       <w:spacing w:before="360" w:after="80"/>
       <w:outlineLvl w:val="0"/>
     </w:pPr>
     <w:rPr>
-      <w:rFonts w:ascii="Times New Roman" w:eastAsiaTheme="majorEastAsia" w:hAnsi="Times New Roman" w:cstheme="majorBidi"/>
+      <w:rFonts w:asciiTheme="majorHAnsi" w:eastAsiaTheme="majorEastAsia" w:hAnsiTheme="majorHAnsi" w:cstheme="majorBidi"/>
       <w:b/>
       <w:sz w:val="40"/>
       <w:szCs w:val="40"/>
@@ -942,24 +4571,24 @@
   </w:style>
   <w:style w:type="paragraph" w:styleId="Nadpis2">
     <w:name w:val="heading 2"/>
-    <w:basedOn w:val="Normln"/>
+    <w:basedOn w:val="Nadpis1"/>
     <w:next w:val="Normln"/>
     <w:link w:val="Nadpis2Char"/>
+    <w:autoRedefine/>
     <w:uiPriority w:val="9"/>
-    <w:semiHidden/>
     <w:unhideWhenUsed/>
     <w:qFormat/>
-    <w:rsid w:val="008F5A6E"/>
+    <w:rsid w:val="008277C1"/>
     <w:pPr>
-      <w:keepNext/>
-      <w:keepLines/>
-      <w:spacing w:before="160" w:after="80"/>
+      <w:numPr>
+        <w:ilvl w:val="1"/>
+      </w:numPr>
+      <w:spacing w:before="160"/>
       <w:outlineLvl w:val="1"/>
     </w:pPr>
     <w:rPr>
-      <w:rFonts w:asciiTheme="majorHAnsi" w:eastAsiaTheme="majorEastAsia" w:hAnsiTheme="majorHAnsi" w:cstheme="majorBidi"/>
-      <w:color w:val="0F4761" w:themeColor="accent1" w:themeShade="BF"/>
-      <w:sz w:val="32"/>
+      <w:i/>
+      <w:sz w:val="28"/>
       <w:szCs w:val="32"/>
     </w:rPr>
   </w:style>
@@ -1149,9 +4778,9 @@
     <w:basedOn w:val="Standardnpsmoodstavce"/>
     <w:link w:val="Nadpis1"/>
     <w:uiPriority w:val="9"/>
-    <w:rsid w:val="008E48B0"/>
+    <w:rsid w:val="003349C9"/>
     <w:rPr>
-      <w:rFonts w:ascii="Times New Roman" w:eastAsiaTheme="majorEastAsia" w:hAnsi="Times New Roman" w:cstheme="majorBidi"/>
+      <w:rFonts w:asciiTheme="majorHAnsi" w:eastAsiaTheme="majorEastAsia" w:hAnsiTheme="majorHAnsi" w:cstheme="majorBidi"/>
       <w:b/>
       <w:sz w:val="40"/>
       <w:szCs w:val="40"/>
@@ -1162,12 +4791,12 @@
     <w:basedOn w:val="Standardnpsmoodstavce"/>
     <w:link w:val="Nadpis2"/>
     <w:uiPriority w:val="9"/>
-    <w:semiHidden/>
-    <w:rsid w:val="008F5A6E"/>
+    <w:rsid w:val="008277C1"/>
     <w:rPr>
       <w:rFonts w:asciiTheme="majorHAnsi" w:eastAsiaTheme="majorEastAsia" w:hAnsiTheme="majorHAnsi" w:cstheme="majorBidi"/>
-      <w:color w:val="0F4761" w:themeColor="accent1" w:themeShade="BF"/>
-      <w:sz w:val="32"/>
+      <w:b/>
+      <w:i/>
+      <w:sz w:val="28"/>
       <w:szCs w:val="32"/>
     </w:rPr>
   </w:style>
@@ -1309,6 +4938,7 @@
       <w:numPr>
         <w:ilvl w:val="1"/>
       </w:numPr>
+      <w:ind w:firstLine="709"/>
     </w:pPr>
     <w:rPr>
       <w:rFonts w:eastAsiaTheme="majorEastAsia" w:cstheme="majorBidi"/>
@@ -1535,13 +5165,23 @@
     <w:name w:val="toc 1"/>
     <w:basedOn w:val="Normln"/>
     <w:next w:val="Normln"/>
+    <w:link w:val="Obsah1Char"/>
     <w:autoRedefine/>
     <w:uiPriority w:val="39"/>
     <w:unhideWhenUsed/>
-    <w:rsid w:val="008E48B0"/>
+    <w:rsid w:val="00343BBC"/>
     <w:pPr>
+      <w:tabs>
+        <w:tab w:val="left" w:pos="480"/>
+        <w:tab w:val="left" w:pos="1200"/>
+        <w:tab w:val="right" w:leader="dot" w:pos="9060"/>
+      </w:tabs>
       <w:spacing w:after="100"/>
     </w:pPr>
+    <w:rPr>
+      <w:b/>
+      <w:smallCaps/>
+    </w:rPr>
   </w:style>
   <w:style w:type="character" w:styleId="Hypertextovodkaz">
     <w:name w:val="Hyperlink"/>
@@ -1553,6 +5193,135 @@
       <w:color w:val="467886" w:themeColor="hyperlink"/>
       <w:u w:val="single"/>
     </w:rPr>
+  </w:style>
+  <w:style w:type="paragraph" w:styleId="Obsah2">
+    <w:name w:val="toc 2"/>
+    <w:basedOn w:val="Normln"/>
+    <w:next w:val="Normln"/>
+    <w:autoRedefine/>
+    <w:uiPriority w:val="39"/>
+    <w:unhideWhenUsed/>
+    <w:rsid w:val="00343BBC"/>
+    <w:pPr>
+      <w:spacing w:after="100"/>
+      <w:ind w:left="240"/>
+    </w:pPr>
+    <w:rPr>
+      <w:smallCaps/>
+    </w:rPr>
+  </w:style>
+  <w:style w:type="paragraph" w:styleId="Titulek">
+    <w:name w:val="caption"/>
+    <w:basedOn w:val="Normln"/>
+    <w:next w:val="Normln"/>
+    <w:link w:val="TitulekChar"/>
+    <w:uiPriority w:val="35"/>
+    <w:unhideWhenUsed/>
+    <w:qFormat/>
+    <w:rsid w:val="00DE4A42"/>
+    <w:pPr>
+      <w:spacing w:after="200" w:line="240" w:lineRule="auto"/>
+    </w:pPr>
+    <w:rPr>
+      <w:i/>
+      <w:iCs/>
+      <w:color w:val="0E2841" w:themeColor="text2"/>
+      <w:sz w:val="18"/>
+      <w:szCs w:val="18"/>
+    </w:rPr>
+  </w:style>
+  <w:style w:type="paragraph" w:customStyle="1" w:styleId="Popisek">
+    <w:name w:val="Popisek"/>
+    <w:basedOn w:val="Titulek"/>
+    <w:link w:val="PopisekChar"/>
+    <w:qFormat/>
+    <w:rsid w:val="008F6A07"/>
+    <w:pPr>
+      <w:ind w:firstLine="0"/>
+      <w:jc w:val="center"/>
+    </w:pPr>
+    <w:rPr>
+      <w:b/>
+      <w:bCs/>
+      <w:i w:val="0"/>
+      <w:iCs w:val="0"/>
+      <w:color w:val="auto"/>
+    </w:rPr>
+  </w:style>
+  <w:style w:type="character" w:customStyle="1" w:styleId="TitulekChar">
+    <w:name w:val="Titulek Char"/>
+    <w:basedOn w:val="Standardnpsmoodstavce"/>
+    <w:link w:val="Titulek"/>
+    <w:uiPriority w:val="35"/>
+    <w:rsid w:val="008F6A07"/>
+    <w:rPr>
+      <w:i/>
+      <w:iCs/>
+      <w:color w:val="0E2841" w:themeColor="text2"/>
+      <w:sz w:val="18"/>
+      <w:szCs w:val="18"/>
+    </w:rPr>
+  </w:style>
+  <w:style w:type="character" w:customStyle="1" w:styleId="PopisekChar">
+    <w:name w:val="Popisek Char"/>
+    <w:basedOn w:val="TitulekChar"/>
+    <w:link w:val="Popisek"/>
+    <w:rsid w:val="008F6A07"/>
+    <w:rPr>
+      <w:b/>
+      <w:bCs/>
+      <w:i w:val="0"/>
+      <w:iCs w:val="0"/>
+      <w:color w:val="0E2841" w:themeColor="text2"/>
+      <w:sz w:val="18"/>
+      <w:szCs w:val="18"/>
+    </w:rPr>
+  </w:style>
+  <w:style w:type="paragraph" w:customStyle="1" w:styleId="Obsah">
+    <w:name w:val="Obsah"/>
+    <w:basedOn w:val="Obsah1"/>
+    <w:link w:val="ObsahChar"/>
+    <w:qFormat/>
+    <w:rsid w:val="00343BBC"/>
+    <w:rPr>
+      <w:smallCaps w:val="0"/>
+      <w:noProof/>
+    </w:rPr>
+  </w:style>
+  <w:style w:type="character" w:customStyle="1" w:styleId="Obsah1Char">
+    <w:name w:val="Obsah 1 Char"/>
+    <w:basedOn w:val="Standardnpsmoodstavce"/>
+    <w:link w:val="Obsah1"/>
+    <w:uiPriority w:val="39"/>
+    <w:rsid w:val="00343BBC"/>
+    <w:rPr>
+      <w:rFonts w:ascii="Times New Roman" w:hAnsi="Times New Roman"/>
+      <w:b/>
+      <w:smallCaps/>
+    </w:rPr>
+  </w:style>
+  <w:style w:type="character" w:customStyle="1" w:styleId="ObsahChar">
+    <w:name w:val="Obsah Char"/>
+    <w:basedOn w:val="Obsah1Char"/>
+    <w:link w:val="Obsah"/>
+    <w:rsid w:val="00343BBC"/>
+    <w:rPr>
+      <w:rFonts w:ascii="Times New Roman" w:hAnsi="Times New Roman"/>
+      <w:b/>
+      <w:smallCaps w:val="0"/>
+      <w:noProof/>
+    </w:rPr>
+  </w:style>
+  <w:style w:type="paragraph" w:styleId="Seznamobrzk">
+    <w:name w:val="table of figures"/>
+    <w:basedOn w:val="Normln"/>
+    <w:next w:val="Normln"/>
+    <w:uiPriority w:val="99"/>
+    <w:unhideWhenUsed/>
+    <w:rsid w:val="00C83A96"/>
+    <w:pPr>
+      <w:spacing w:after="0"/>
+    </w:pPr>
   </w:style>
 </w:styles>
 </file>
@@ -1850,4 +5619,16 @@
     </a:ext>
   </a:extLst>
 </a:theme>
+</file>
+
+<file path=customXml/item1.xml><?xml version="1.0" encoding="utf-8"?>
+<b:Sources xmlns:b="http://schemas.openxmlformats.org/officeDocument/2006/bibliography" xmlns="http://schemas.openxmlformats.org/officeDocument/2006/bibliography" SelectedStyle="\APASixthEditionOfficeOnline.xsl" StyleName="APA" Version="6"/>
+</file>
+
+<file path=customXml/itemProps1.xml><?xml version="1.0" encoding="utf-8"?>
+<ds:datastoreItem xmlns:ds="http://schemas.openxmlformats.org/officeDocument/2006/customXml" ds:itemID="{BECBF634-433C-4149-AC7C-297AE7073EEB}">
+  <ds:schemaRefs>
+    <ds:schemaRef ds:uri="http://schemas.openxmlformats.org/officeDocument/2006/bibliography"/>
+  </ds:schemaRefs>
+</ds:datastoreItem>
 </file>